--- a/python-assignment/string/sheet of string/String_Questions_Basic_to_Hard (1).docx
+++ b/python-assignment/string/sheet of string/String_Questions_Basic_to_Hard (1).docx
@@ -7,7 +7,6 @@
         <w:ind w:left="158" w:firstLine="0"/>
         <w:jc w:val="center"/>
       </w:pPr>
-      <w:bookmarkStart w:id="0" w:name="_GoBack"/>
       <w:r>
         <w:rPr>
           <w:b/>
@@ -56,9 +55,7 @@
         <w:tblW w:w="8674" w:type="dxa"/>
         <w:tblInd w:w="929" w:type="dxa"/>
         <w:tblCellMar>
-          <w:top w:w="0" w:type="dxa"/>
           <w:left w:w="100" w:type="dxa"/>
-          <w:bottom w:w="0" w:type="dxa"/>
           <w:right w:w="115" w:type="dxa"/>
         </w:tblCellMar>
         <w:tblLook w:val="04A0" w:firstRow="1" w:lastRow="0" w:firstColumn="1" w:lastColumn="0" w:noHBand="0" w:noVBand="1"/>
@@ -581,7 +578,6 @@
         <w:tblCellMar>
           <w:top w:w="99" w:type="dxa"/>
           <w:left w:w="80" w:type="dxa"/>
-          <w:bottom w:w="0" w:type="dxa"/>
           <w:right w:w="80" w:type="dxa"/>
         </w:tblCellMar>
         <w:tblLook w:val="04A0" w:firstRow="1" w:lastRow="0" w:firstColumn="1" w:lastColumn="0" w:noHBand="0" w:noVBand="1"/>
@@ -610,11 +606,15 @@
           <w:p>
             <w:pPr>
               <w:ind w:left="0" w:firstLine="0"/>
+              <w:rPr>
+                <w:highlight w:val="cyan"/>
+              </w:rPr>
             </w:pPr>
             <w:r>
               <w:rPr>
                 <w:b/>
                 <w:sz w:val="15"/>
+                <w:highlight w:val="cyan"/>
               </w:rPr>
               <w:t>Original Q No.</w:t>
             </w:r>
@@ -634,11 +634,15 @@
           <w:p>
             <w:pPr>
               <w:ind w:left="0" w:firstLine="0"/>
+              <w:rPr>
+                <w:highlight w:val="cyan"/>
+              </w:rPr>
             </w:pPr>
             <w:r>
               <w:rPr>
                 <w:b/>
                 <w:sz w:val="15"/>
+                <w:highlight w:val="cyan"/>
               </w:rPr>
               <w:t>Question</w:t>
             </w:r>
@@ -658,11 +662,15 @@
           <w:p>
             <w:pPr>
               <w:ind w:left="0" w:firstLine="0"/>
+              <w:rPr>
+                <w:highlight w:val="cyan"/>
+              </w:rPr>
             </w:pPr>
             <w:r>
               <w:rPr>
                 <w:b/>
                 <w:sz w:val="15"/>
+                <w:highlight w:val="cyan"/>
               </w:rPr>
               <w:t>Example Input</w:t>
             </w:r>
@@ -682,11 +690,15 @@
           <w:p>
             <w:pPr>
               <w:ind w:left="0" w:firstLine="0"/>
+              <w:rPr>
+                <w:highlight w:val="cyan"/>
+              </w:rPr>
             </w:pPr>
             <w:r>
               <w:rPr>
                 <w:b/>
                 <w:sz w:val="15"/>
+                <w:highlight w:val="cyan"/>
               </w:rPr>
               <w:t>Example Output</w:t>
             </w:r>
@@ -711,10 +723,14 @@
           <w:p>
             <w:pPr>
               <w:ind w:left="0" w:firstLine="0"/>
-            </w:pPr>
-            <w:r>
-              <w:rPr>
-                <w:sz w:val="15"/>
+              <w:rPr>
+                <w:highlight w:val="cyan"/>
+              </w:rPr>
+            </w:pPr>
+            <w:r>
+              <w:rPr>
+                <w:sz w:val="15"/>
+                <w:highlight w:val="cyan"/>
               </w:rPr>
               <w:t>1</w:t>
             </w:r>
@@ -734,10 +750,14 @@
           <w:p>
             <w:pPr>
               <w:ind w:left="0" w:firstLine="0"/>
-            </w:pPr>
-            <w:r>
-              <w:rPr>
-                <w:sz w:val="15"/>
+              <w:rPr>
+                <w:highlight w:val="cyan"/>
+              </w:rPr>
+            </w:pPr>
+            <w:r>
+              <w:rPr>
+                <w:sz w:val="15"/>
+                <w:highlight w:val="cyan"/>
               </w:rPr>
               <w:t>Find the length of a string.</w:t>
             </w:r>
@@ -757,10 +777,14 @@
           <w:p>
             <w:pPr>
               <w:ind w:left="0" w:firstLine="0"/>
-            </w:pPr>
-            <w:r>
-              <w:rPr>
-                <w:sz w:val="14"/>
+              <w:rPr>
+                <w:highlight w:val="cyan"/>
+              </w:rPr>
+            </w:pPr>
+            <w:r>
+              <w:rPr>
+                <w:sz w:val="14"/>
+                <w:highlight w:val="cyan"/>
               </w:rPr>
               <w:t>S = "programming"</w:t>
             </w:r>
@@ -780,10 +804,14 @@
           <w:p>
             <w:pPr>
               <w:ind w:left="0" w:firstLine="0"/>
-            </w:pPr>
-            <w:r>
-              <w:rPr>
-                <w:sz w:val="14"/>
+              <w:rPr>
+                <w:highlight w:val="cyan"/>
+              </w:rPr>
+            </w:pPr>
+            <w:r>
+              <w:rPr>
+                <w:sz w:val="14"/>
+                <w:highlight w:val="cyan"/>
               </w:rPr>
               <w:t>11</w:t>
             </w:r>
@@ -808,10 +836,14 @@
           <w:p>
             <w:pPr>
               <w:ind w:left="0" w:firstLine="0"/>
-            </w:pPr>
-            <w:r>
-              <w:rPr>
-                <w:sz w:val="15"/>
+              <w:rPr>
+                <w:highlight w:val="cyan"/>
+              </w:rPr>
+            </w:pPr>
+            <w:r>
+              <w:rPr>
+                <w:sz w:val="15"/>
+                <w:highlight w:val="cyan"/>
               </w:rPr>
               <w:t>2</w:t>
             </w:r>
@@ -831,10 +863,14 @@
           <w:p>
             <w:pPr>
               <w:ind w:left="0" w:firstLine="0"/>
-            </w:pPr>
-            <w:r>
-              <w:rPr>
-                <w:sz w:val="15"/>
+              <w:rPr>
+                <w:highlight w:val="cyan"/>
+              </w:rPr>
+            </w:pPr>
+            <w:r>
+              <w:rPr>
+                <w:sz w:val="15"/>
+                <w:highlight w:val="cyan"/>
               </w:rPr>
               <w:t>Copy one string to another.</w:t>
             </w:r>
@@ -854,10 +890,14 @@
           <w:p>
             <w:pPr>
               <w:ind w:left="0" w:firstLine="0"/>
-            </w:pPr>
-            <w:r>
-              <w:rPr>
-                <w:sz w:val="14"/>
+              <w:rPr>
+                <w:highlight w:val="cyan"/>
+              </w:rPr>
+            </w:pPr>
+            <w:r>
+              <w:rPr>
+                <w:sz w:val="14"/>
+                <w:highlight w:val="cyan"/>
               </w:rPr>
               <w:t>S1 = "source"</w:t>
             </w:r>
@@ -877,10 +917,14 @@
           <w:p>
             <w:pPr>
               <w:ind w:left="0" w:firstLine="0"/>
-            </w:pPr>
-            <w:r>
-              <w:rPr>
-                <w:sz w:val="14"/>
+              <w:rPr>
+                <w:highlight w:val="cyan"/>
+              </w:rPr>
+            </w:pPr>
+            <w:r>
+              <w:rPr>
+                <w:sz w:val="14"/>
+                <w:highlight w:val="cyan"/>
               </w:rPr>
               <w:t>S2 becomes "source"</w:t>
             </w:r>
@@ -905,10 +949,14 @@
           <w:p>
             <w:pPr>
               <w:ind w:left="0" w:firstLine="0"/>
-            </w:pPr>
-            <w:r>
-              <w:rPr>
-                <w:sz w:val="15"/>
+              <w:rPr>
+                <w:highlight w:val="cyan"/>
+              </w:rPr>
+            </w:pPr>
+            <w:r>
+              <w:rPr>
+                <w:sz w:val="15"/>
+                <w:highlight w:val="cyan"/>
               </w:rPr>
               <w:t>3</w:t>
             </w:r>
@@ -928,10 +976,14 @@
           <w:p>
             <w:pPr>
               <w:ind w:left="0" w:firstLine="0"/>
-            </w:pPr>
-            <w:r>
-              <w:rPr>
-                <w:sz w:val="15"/>
+              <w:rPr>
+                <w:highlight w:val="cyan"/>
+              </w:rPr>
+            </w:pPr>
+            <w:r>
+              <w:rPr>
+                <w:sz w:val="15"/>
+                <w:highlight w:val="cyan"/>
               </w:rPr>
               <w:t>Concatenate two strings.</w:t>
             </w:r>
@@ -951,10 +1003,14 @@
           <w:p>
             <w:pPr>
               <w:ind w:left="0" w:firstLine="0"/>
-            </w:pPr>
-            <w:r>
-              <w:rPr>
-                <w:sz w:val="14"/>
+              <w:rPr>
+                <w:highlight w:val="cyan"/>
+              </w:rPr>
+            </w:pPr>
+            <w:r>
+              <w:rPr>
+                <w:sz w:val="14"/>
+                <w:highlight w:val="cyan"/>
               </w:rPr>
               <w:t>S1 = "Hello", S2 = "World"</w:t>
             </w:r>
@@ -974,10 +1030,14 @@
           <w:p>
             <w:pPr>
               <w:ind w:left="0" w:firstLine="0"/>
-            </w:pPr>
-            <w:r>
-              <w:rPr>
-                <w:sz w:val="14"/>
+              <w:rPr>
+                <w:highlight w:val="cyan"/>
+              </w:rPr>
+            </w:pPr>
+            <w:r>
+              <w:rPr>
+                <w:sz w:val="14"/>
+                <w:highlight w:val="cyan"/>
               </w:rPr>
               <w:t>"HelloWorld"</w:t>
             </w:r>
@@ -1002,10 +1062,14 @@
           <w:p>
             <w:pPr>
               <w:ind w:left="0" w:firstLine="0"/>
-            </w:pPr>
-            <w:r>
-              <w:rPr>
-                <w:sz w:val="15"/>
+              <w:rPr>
+                <w:highlight w:val="cyan"/>
+              </w:rPr>
+            </w:pPr>
+            <w:r>
+              <w:rPr>
+                <w:sz w:val="15"/>
+                <w:highlight w:val="cyan"/>
               </w:rPr>
               <w:t>4</w:t>
             </w:r>
@@ -1025,10 +1089,14 @@
           <w:p>
             <w:pPr>
               <w:ind w:left="0" w:firstLine="0"/>
-            </w:pPr>
-            <w:r>
-              <w:rPr>
-                <w:sz w:val="15"/>
+              <w:rPr>
+                <w:highlight w:val="cyan"/>
+              </w:rPr>
+            </w:pPr>
+            <w:r>
+              <w:rPr>
+                <w:sz w:val="15"/>
+                <w:highlight w:val="cyan"/>
               </w:rPr>
               <w:t>Compare two strings (case-sensitive).</w:t>
             </w:r>
@@ -1048,10 +1116,14 @@
           <w:p>
             <w:pPr>
               <w:ind w:left="0" w:firstLine="0"/>
-            </w:pPr>
-            <w:r>
-              <w:rPr>
-                <w:sz w:val="14"/>
+              <w:rPr>
+                <w:highlight w:val="cyan"/>
+              </w:rPr>
+            </w:pPr>
+            <w:r>
+              <w:rPr>
+                <w:sz w:val="14"/>
+                <w:highlight w:val="cyan"/>
               </w:rPr>
               <w:t>S1 = "Test", S2 = "test"</w:t>
             </w:r>
@@ -1071,10 +1143,14 @@
           <w:p>
             <w:pPr>
               <w:ind w:left="0" w:firstLine="0"/>
-            </w:pPr>
-            <w:r>
-              <w:rPr>
-                <w:sz w:val="14"/>
+              <w:rPr>
+                <w:highlight w:val="cyan"/>
+              </w:rPr>
+            </w:pPr>
+            <w:r>
+              <w:rPr>
+                <w:sz w:val="14"/>
+                <w:highlight w:val="cyan"/>
               </w:rPr>
               <w:t>Not Equal (or non-zero value)</w:t>
             </w:r>
@@ -1099,10 +1175,14 @@
           <w:p>
             <w:pPr>
               <w:ind w:left="0" w:firstLine="0"/>
-            </w:pPr>
-            <w:r>
-              <w:rPr>
-                <w:sz w:val="15"/>
+              <w:rPr>
+                <w:highlight w:val="cyan"/>
+              </w:rPr>
+            </w:pPr>
+            <w:r>
+              <w:rPr>
+                <w:sz w:val="15"/>
+                <w:highlight w:val="cyan"/>
               </w:rPr>
               <w:t>5</w:t>
             </w:r>
@@ -1122,10 +1202,14 @@
           <w:p>
             <w:pPr>
               <w:ind w:left="0" w:firstLine="0"/>
-            </w:pPr>
-            <w:r>
-              <w:rPr>
-                <w:sz w:val="15"/>
+              <w:rPr>
+                <w:highlight w:val="cyan"/>
+              </w:rPr>
+            </w:pPr>
+            <w:r>
+              <w:rPr>
+                <w:sz w:val="15"/>
+                <w:highlight w:val="cyan"/>
               </w:rPr>
               <w:t>Compare two strings ignoring case.</w:t>
             </w:r>
@@ -1145,10 +1229,14 @@
           <w:p>
             <w:pPr>
               <w:ind w:left="0" w:firstLine="0"/>
-            </w:pPr>
-            <w:r>
-              <w:rPr>
-                <w:sz w:val="14"/>
+              <w:rPr>
+                <w:highlight w:val="cyan"/>
+              </w:rPr>
+            </w:pPr>
+            <w:r>
+              <w:rPr>
+                <w:sz w:val="14"/>
+                <w:highlight w:val="cyan"/>
               </w:rPr>
               <w:t>S1 = "Test", S2 = "test"</w:t>
             </w:r>
@@ -1168,10 +1256,14 @@
           <w:p>
             <w:pPr>
               <w:ind w:left="0" w:firstLine="0"/>
-            </w:pPr>
-            <w:r>
-              <w:rPr>
-                <w:sz w:val="14"/>
+              <w:rPr>
+                <w:highlight w:val="cyan"/>
+              </w:rPr>
+            </w:pPr>
+            <w:r>
+              <w:rPr>
+                <w:sz w:val="14"/>
+                <w:highlight w:val="cyan"/>
               </w:rPr>
               <w:t>Equal (or 0)</w:t>
             </w:r>
@@ -1196,10 +1288,14 @@
           <w:p>
             <w:pPr>
               <w:ind w:left="0" w:firstLine="0"/>
-            </w:pPr>
-            <w:r>
-              <w:rPr>
-                <w:sz w:val="15"/>
+              <w:rPr>
+                <w:highlight w:val="cyan"/>
+              </w:rPr>
+            </w:pPr>
+            <w:r>
+              <w:rPr>
+                <w:sz w:val="15"/>
+                <w:highlight w:val="cyan"/>
               </w:rPr>
               <w:t>6</w:t>
             </w:r>
@@ -1219,10 +1315,14 @@
           <w:p>
             <w:pPr>
               <w:ind w:left="0" w:firstLine="0"/>
-            </w:pPr>
-            <w:r>
-              <w:rPr>
-                <w:sz w:val="15"/>
+              <w:rPr>
+                <w:highlight w:val="cyan"/>
+              </w:rPr>
+            </w:pPr>
+            <w:r>
+              <w:rPr>
+                <w:sz w:val="15"/>
+                <w:highlight w:val="cyan"/>
               </w:rPr>
               <w:t>Convert a string to uppercase.</w:t>
             </w:r>
@@ -1242,10 +1342,14 @@
           <w:p>
             <w:pPr>
               <w:ind w:left="0" w:firstLine="0"/>
-            </w:pPr>
-            <w:r>
-              <w:rPr>
-                <w:sz w:val="14"/>
+              <w:rPr>
+                <w:highlight w:val="cyan"/>
+              </w:rPr>
+            </w:pPr>
+            <w:r>
+              <w:rPr>
+                <w:sz w:val="14"/>
+                <w:highlight w:val="cyan"/>
               </w:rPr>
               <w:t>S = "hello"</w:t>
             </w:r>
@@ -1265,10 +1369,14 @@
           <w:p>
             <w:pPr>
               <w:ind w:left="0" w:firstLine="0"/>
-            </w:pPr>
-            <w:r>
-              <w:rPr>
-                <w:sz w:val="14"/>
+              <w:rPr>
+                <w:highlight w:val="cyan"/>
+              </w:rPr>
+            </w:pPr>
+            <w:r>
+              <w:rPr>
+                <w:sz w:val="14"/>
+                <w:highlight w:val="cyan"/>
               </w:rPr>
               <w:t>"HELLO"</w:t>
             </w:r>
@@ -1293,10 +1401,14 @@
           <w:p>
             <w:pPr>
               <w:ind w:left="0" w:firstLine="0"/>
-            </w:pPr>
-            <w:r>
-              <w:rPr>
-                <w:sz w:val="15"/>
+              <w:rPr>
+                <w:highlight w:val="cyan"/>
+              </w:rPr>
+            </w:pPr>
+            <w:r>
+              <w:rPr>
+                <w:sz w:val="15"/>
+                <w:highlight w:val="cyan"/>
               </w:rPr>
               <w:t>7</w:t>
             </w:r>
@@ -1316,10 +1428,14 @@
           <w:p>
             <w:pPr>
               <w:ind w:left="0" w:firstLine="0"/>
-            </w:pPr>
-            <w:r>
-              <w:rPr>
-                <w:sz w:val="15"/>
+              <w:rPr>
+                <w:highlight w:val="cyan"/>
+              </w:rPr>
+            </w:pPr>
+            <w:r>
+              <w:rPr>
+                <w:sz w:val="15"/>
+                <w:highlight w:val="cyan"/>
               </w:rPr>
               <w:t>Convert a string to lowercase.</w:t>
             </w:r>
@@ -1339,10 +1455,14 @@
           <w:p>
             <w:pPr>
               <w:ind w:left="0" w:firstLine="0"/>
-            </w:pPr>
-            <w:r>
-              <w:rPr>
-                <w:sz w:val="14"/>
+              <w:rPr>
+                <w:highlight w:val="cyan"/>
+              </w:rPr>
+            </w:pPr>
+            <w:r>
+              <w:rPr>
+                <w:sz w:val="14"/>
+                <w:highlight w:val="cyan"/>
               </w:rPr>
               <w:t>S = "HELLO"</w:t>
             </w:r>
@@ -1362,10 +1482,14 @@
           <w:p>
             <w:pPr>
               <w:ind w:left="0" w:firstLine="0"/>
-            </w:pPr>
-            <w:r>
-              <w:rPr>
-                <w:sz w:val="14"/>
+              <w:rPr>
+                <w:highlight w:val="cyan"/>
+              </w:rPr>
+            </w:pPr>
+            <w:r>
+              <w:rPr>
+                <w:sz w:val="14"/>
+                <w:highlight w:val="cyan"/>
               </w:rPr>
               <w:t>"hello"</w:t>
             </w:r>
@@ -1390,10 +1514,14 @@
           <w:p>
             <w:pPr>
               <w:ind w:left="0" w:firstLine="0"/>
-            </w:pPr>
-            <w:r>
-              <w:rPr>
-                <w:sz w:val="15"/>
+              <w:rPr>
+                <w:highlight w:val="cyan"/>
+              </w:rPr>
+            </w:pPr>
+            <w:r>
+              <w:rPr>
+                <w:sz w:val="15"/>
+                <w:highlight w:val="cyan"/>
               </w:rPr>
               <w:t>8</w:t>
             </w:r>
@@ -1413,10 +1541,14 @@
           <w:p>
             <w:pPr>
               <w:ind w:left="0" w:firstLine="0"/>
-            </w:pPr>
-            <w:r>
-              <w:rPr>
-                <w:sz w:val="15"/>
+              <w:rPr>
+                <w:highlight w:val="cyan"/>
+              </w:rPr>
+            </w:pPr>
+            <w:r>
+              <w:rPr>
+                <w:sz w:val="15"/>
+                <w:highlight w:val="cyan"/>
               </w:rPr>
               <w:t>Toggle the case of each character.</w:t>
             </w:r>
@@ -1436,10 +1568,14 @@
           <w:p>
             <w:pPr>
               <w:ind w:left="0" w:firstLine="0"/>
-            </w:pPr>
-            <w:r>
-              <w:rPr>
-                <w:sz w:val="14"/>
+              <w:rPr>
+                <w:highlight w:val="cyan"/>
+              </w:rPr>
+            </w:pPr>
+            <w:r>
+              <w:rPr>
+                <w:sz w:val="14"/>
+                <w:highlight w:val="cyan"/>
               </w:rPr>
               <w:t>S = "</w:t>
             </w:r>
@@ -1447,6 +1583,7 @@
             <w:r>
               <w:rPr>
                 <w:sz w:val="14"/>
+                <w:highlight w:val="cyan"/>
               </w:rPr>
               <w:t>MiXED</w:t>
             </w:r>
@@ -1454,6 +1591,7 @@
             <w:r>
               <w:rPr>
                 <w:sz w:val="14"/>
+                <w:highlight w:val="cyan"/>
               </w:rPr>
               <w:t>"</w:t>
             </w:r>
@@ -1473,10 +1611,14 @@
           <w:p>
             <w:pPr>
               <w:ind w:left="0" w:firstLine="0"/>
-            </w:pPr>
-            <w:r>
-              <w:rPr>
-                <w:sz w:val="14"/>
+              <w:rPr>
+                <w:highlight w:val="cyan"/>
+              </w:rPr>
+            </w:pPr>
+            <w:r>
+              <w:rPr>
+                <w:sz w:val="14"/>
+                <w:highlight w:val="cyan"/>
               </w:rPr>
               <w:t>"</w:t>
             </w:r>
@@ -1484,6 +1626,7 @@
             <w:r>
               <w:rPr>
                 <w:sz w:val="14"/>
+                <w:highlight w:val="cyan"/>
               </w:rPr>
               <w:t>mIxeD</w:t>
             </w:r>
@@ -1491,6 +1634,7 @@
             <w:r>
               <w:rPr>
                 <w:sz w:val="14"/>
+                <w:highlight w:val="cyan"/>
               </w:rPr>
               <w:t>"</w:t>
             </w:r>
@@ -1515,10 +1659,14 @@
           <w:p>
             <w:pPr>
               <w:ind w:left="0" w:firstLine="0"/>
-            </w:pPr>
-            <w:r>
-              <w:rPr>
-                <w:sz w:val="15"/>
+              <w:rPr>
+                <w:highlight w:val="cyan"/>
+              </w:rPr>
+            </w:pPr>
+            <w:r>
+              <w:rPr>
+                <w:sz w:val="15"/>
+                <w:highlight w:val="cyan"/>
               </w:rPr>
               <w:t>9</w:t>
             </w:r>
@@ -1538,10 +1686,14 @@
           <w:p>
             <w:pPr>
               <w:ind w:left="0" w:firstLine="0"/>
-            </w:pPr>
-            <w:r>
-              <w:rPr>
-                <w:sz w:val="15"/>
+              <w:rPr>
+                <w:highlight w:val="cyan"/>
+              </w:rPr>
+            </w:pPr>
+            <w:r>
+              <w:rPr>
+                <w:sz w:val="15"/>
+                <w:highlight w:val="cyan"/>
               </w:rPr>
               <w:t>Check whether a string is empty.</w:t>
             </w:r>
@@ -1561,10 +1713,14 @@
           <w:p>
             <w:pPr>
               <w:ind w:left="0" w:firstLine="0"/>
-            </w:pPr>
-            <w:r>
-              <w:rPr>
-                <w:sz w:val="14"/>
+              <w:rPr>
+                <w:highlight w:val="cyan"/>
+              </w:rPr>
+            </w:pPr>
+            <w:r>
+              <w:rPr>
+                <w:sz w:val="14"/>
+                <w:highlight w:val="cyan"/>
               </w:rPr>
               <w:t>S1 = "", S2 = "A"</w:t>
             </w:r>
@@ -1584,10 +1740,14 @@
           <w:p>
             <w:pPr>
               <w:ind w:left="0" w:firstLine="0"/>
-            </w:pPr>
-            <w:r>
-              <w:rPr>
-                <w:sz w:val="14"/>
+              <w:rPr>
+                <w:highlight w:val="cyan"/>
+              </w:rPr>
+            </w:pPr>
+            <w:r>
+              <w:rPr>
+                <w:sz w:val="14"/>
+                <w:highlight w:val="cyan"/>
               </w:rPr>
               <w:t>S1: True, S2: False</w:t>
             </w:r>
@@ -1612,10 +1772,14 @@
           <w:p>
             <w:pPr>
               <w:ind w:left="0" w:firstLine="0"/>
-            </w:pPr>
-            <w:r>
-              <w:rPr>
-                <w:sz w:val="15"/>
+              <w:rPr>
+                <w:highlight w:val="cyan"/>
+              </w:rPr>
+            </w:pPr>
+            <w:r>
+              <w:rPr>
+                <w:sz w:val="15"/>
+                <w:highlight w:val="cyan"/>
               </w:rPr>
               <w:t>10</w:t>
             </w:r>
@@ -1635,10 +1799,14 @@
           <w:p>
             <w:pPr>
               <w:ind w:left="0" w:firstLine="0"/>
-            </w:pPr>
-            <w:r>
-              <w:rPr>
-                <w:sz w:val="15"/>
+              <w:rPr>
+                <w:highlight w:val="cyan"/>
+              </w:rPr>
+            </w:pPr>
+            <w:r>
+              <w:rPr>
+                <w:sz w:val="15"/>
+                <w:highlight w:val="cyan"/>
               </w:rPr>
               <w:t>Trim leading, trailing, or extra spaces.</w:t>
             </w:r>
@@ -1658,10 +1826,14 @@
           <w:p>
             <w:pPr>
               <w:ind w:left="0" w:firstLine="0"/>
-            </w:pPr>
-            <w:r>
-              <w:rPr>
-                <w:sz w:val="14"/>
+              <w:rPr>
+                <w:highlight w:val="cyan"/>
+              </w:rPr>
+            </w:pPr>
+            <w:r>
+              <w:rPr>
+                <w:sz w:val="14"/>
+                <w:highlight w:val="cyan"/>
               </w:rPr>
               <w:t>S = " hello world "</w:t>
             </w:r>
@@ -1681,10 +1853,14 @@
           <w:p>
             <w:pPr>
               <w:ind w:left="0" w:firstLine="0"/>
-            </w:pPr>
-            <w:r>
-              <w:rPr>
-                <w:sz w:val="14"/>
+              <w:rPr>
+                <w:highlight w:val="cyan"/>
+              </w:rPr>
+            </w:pPr>
+            <w:r>
+              <w:rPr>
+                <w:sz w:val="14"/>
+                <w:highlight w:val="cyan"/>
               </w:rPr>
               <w:t>"hello world"</w:t>
             </w:r>
@@ -1709,10 +1885,14 @@
           <w:p>
             <w:pPr>
               <w:ind w:left="0" w:firstLine="0"/>
-            </w:pPr>
-            <w:r>
-              <w:rPr>
-                <w:sz w:val="15"/>
+              <w:rPr>
+                <w:highlight w:val="cyan"/>
+              </w:rPr>
+            </w:pPr>
+            <w:r>
+              <w:rPr>
+                <w:sz w:val="15"/>
+                <w:highlight w:val="cyan"/>
               </w:rPr>
               <w:t>11</w:t>
             </w:r>
@@ -1732,10 +1912,14 @@
           <w:p>
             <w:pPr>
               <w:ind w:left="0" w:firstLine="0"/>
-            </w:pPr>
-            <w:r>
-              <w:rPr>
-                <w:sz w:val="15"/>
+              <w:rPr>
+                <w:highlight w:val="cyan"/>
+              </w:rPr>
+            </w:pPr>
+            <w:r>
+              <w:rPr>
+                <w:sz w:val="15"/>
+                <w:highlight w:val="cyan"/>
               </w:rPr>
               <w:t>Get the character at a given index.</w:t>
             </w:r>
@@ -1755,10 +1939,14 @@
           <w:p>
             <w:pPr>
               <w:ind w:left="0" w:firstLine="0"/>
-            </w:pPr>
-            <w:r>
-              <w:rPr>
-                <w:sz w:val="14"/>
+              <w:rPr>
+                <w:highlight w:val="cyan"/>
+              </w:rPr>
+            </w:pPr>
+            <w:r>
+              <w:rPr>
+                <w:sz w:val="14"/>
+                <w:highlight w:val="cyan"/>
               </w:rPr>
               <w:t>S = "Python", Index = 2</w:t>
             </w:r>
@@ -1778,10 +1966,14 @@
           <w:p>
             <w:pPr>
               <w:ind w:left="0" w:firstLine="0"/>
-            </w:pPr>
-            <w:r>
-              <w:rPr>
-                <w:sz w:val="14"/>
+              <w:rPr>
+                <w:highlight w:val="cyan"/>
+              </w:rPr>
+            </w:pPr>
+            <w:r>
+              <w:rPr>
+                <w:sz w:val="14"/>
+                <w:highlight w:val="cyan"/>
               </w:rPr>
               <w:t>t'</w:t>
             </w:r>
@@ -1806,10 +1998,14 @@
           <w:p>
             <w:pPr>
               <w:ind w:left="0" w:firstLine="0"/>
-            </w:pPr>
-            <w:r>
-              <w:rPr>
-                <w:sz w:val="15"/>
+              <w:rPr>
+                <w:highlight w:val="cyan"/>
+              </w:rPr>
+            </w:pPr>
+            <w:r>
+              <w:rPr>
+                <w:sz w:val="15"/>
+                <w:highlight w:val="cyan"/>
               </w:rPr>
               <w:t>12</w:t>
             </w:r>
@@ -1829,10 +2025,14 @@
           <w:p>
             <w:pPr>
               <w:ind w:left="0" w:firstLine="0"/>
-            </w:pPr>
-            <w:r>
-              <w:rPr>
-                <w:sz w:val="15"/>
+              <w:rPr>
+                <w:highlight w:val="cyan"/>
+              </w:rPr>
+            </w:pPr>
+            <w:r>
+              <w:rPr>
+                <w:sz w:val="15"/>
+                <w:highlight w:val="cyan"/>
               </w:rPr>
               <w:t>Get the Unicode code point of a character at index.</w:t>
             </w:r>
@@ -1852,10 +2052,14 @@
           <w:p>
             <w:pPr>
               <w:ind w:left="0" w:firstLine="0"/>
-            </w:pPr>
-            <w:r>
-              <w:rPr>
-                <w:sz w:val="14"/>
+              <w:rPr>
+                <w:highlight w:val="cyan"/>
+              </w:rPr>
+            </w:pPr>
+            <w:r>
+              <w:rPr>
+                <w:sz w:val="14"/>
+                <w:highlight w:val="cyan"/>
               </w:rPr>
               <w:t>S = "A", Index = 0</w:t>
             </w:r>
@@ -1875,10 +2079,14 @@
           <w:p>
             <w:pPr>
               <w:ind w:left="0" w:firstLine="0"/>
-            </w:pPr>
-            <w:r>
-              <w:rPr>
-                <w:sz w:val="14"/>
+              <w:rPr>
+                <w:highlight w:val="cyan"/>
+              </w:rPr>
+            </w:pPr>
+            <w:r>
+              <w:rPr>
+                <w:sz w:val="14"/>
+                <w:highlight w:val="cyan"/>
               </w:rPr>
               <w:t>65</w:t>
             </w:r>
@@ -1903,10 +2111,14 @@
           <w:p>
             <w:pPr>
               <w:ind w:left="0" w:firstLine="0"/>
-            </w:pPr>
-            <w:r>
-              <w:rPr>
-                <w:sz w:val="15"/>
+              <w:rPr>
+                <w:highlight w:val="cyan"/>
+              </w:rPr>
+            </w:pPr>
+            <w:r>
+              <w:rPr>
+                <w:sz w:val="15"/>
+                <w:highlight w:val="cyan"/>
               </w:rPr>
               <w:t>13</w:t>
             </w:r>
@@ -1926,10 +2138,14 @@
           <w:p>
             <w:pPr>
               <w:ind w:left="0" w:firstLine="0"/>
-            </w:pPr>
-            <w:r>
-              <w:rPr>
-                <w:sz w:val="15"/>
+              <w:rPr>
+                <w:highlight w:val="cyan"/>
+              </w:rPr>
+            </w:pPr>
+            <w:r>
+              <w:rPr>
+                <w:sz w:val="15"/>
+                <w:highlight w:val="cyan"/>
               </w:rPr>
               <w:t>Get the Unicode code point before index.</w:t>
             </w:r>
@@ -1949,10 +2165,14 @@
           <w:p>
             <w:pPr>
               <w:ind w:left="0" w:firstLine="0"/>
-            </w:pPr>
-            <w:r>
-              <w:rPr>
-                <w:sz w:val="14"/>
+              <w:rPr>
+                <w:highlight w:val="cyan"/>
+              </w:rPr>
+            </w:pPr>
+            <w:r>
+              <w:rPr>
+                <w:sz w:val="14"/>
+                <w:highlight w:val="cyan"/>
               </w:rPr>
               <w:t>S = "Hello", Index = 1</w:t>
             </w:r>
@@ -1972,10 +2192,14 @@
           <w:p>
             <w:pPr>
               <w:ind w:left="0" w:firstLine="0"/>
-            </w:pPr>
-            <w:r>
-              <w:rPr>
-                <w:sz w:val="14"/>
+              <w:rPr>
+                <w:highlight w:val="cyan"/>
+              </w:rPr>
+            </w:pPr>
+            <w:r>
+              <w:rPr>
+                <w:sz w:val="14"/>
+                <w:highlight w:val="cyan"/>
               </w:rPr>
               <w:t>72 (Unicode for 'H')</w:t>
             </w:r>
@@ -2000,10 +2224,14 @@
           <w:p>
             <w:pPr>
               <w:ind w:left="0" w:firstLine="0"/>
-            </w:pPr>
-            <w:r>
-              <w:rPr>
-                <w:sz w:val="15"/>
+              <w:rPr>
+                <w:highlight w:val="cyan"/>
+              </w:rPr>
+            </w:pPr>
+            <w:r>
+              <w:rPr>
+                <w:sz w:val="15"/>
+                <w:highlight w:val="cyan"/>
               </w:rPr>
               <w:t>14</w:t>
             </w:r>
@@ -2023,10 +2251,14 @@
           <w:p>
             <w:pPr>
               <w:ind w:left="0" w:firstLine="0"/>
-            </w:pPr>
-            <w:r>
-              <w:rPr>
-                <w:sz w:val="15"/>
+              <w:rPr>
+                <w:highlight w:val="cyan"/>
+              </w:rPr>
+            </w:pPr>
+            <w:r>
+              <w:rPr>
+                <w:sz w:val="15"/>
+                <w:highlight w:val="cyan"/>
               </w:rPr>
               <w:t>Find the first occurrence of a character.</w:t>
             </w:r>
@@ -2046,10 +2278,14 @@
           <w:p>
             <w:pPr>
               <w:ind w:left="0" w:firstLine="0"/>
-            </w:pPr>
-            <w:r>
-              <w:rPr>
-                <w:sz w:val="14"/>
+              <w:rPr>
+                <w:highlight w:val="cyan"/>
+              </w:rPr>
+            </w:pPr>
+            <w:r>
+              <w:rPr>
+                <w:sz w:val="14"/>
+                <w:highlight w:val="cyan"/>
               </w:rPr>
               <w:t>S = "banana", Char = 'a'</w:t>
             </w:r>
@@ -2069,10 +2305,14 @@
           <w:p>
             <w:pPr>
               <w:ind w:left="0" w:firstLine="0"/>
-            </w:pPr>
-            <w:r>
-              <w:rPr>
-                <w:sz w:val="14"/>
+              <w:rPr>
+                <w:highlight w:val="cyan"/>
+              </w:rPr>
+            </w:pPr>
+            <w:r>
+              <w:rPr>
+                <w:sz w:val="14"/>
+                <w:highlight w:val="cyan"/>
               </w:rPr>
               <w:t>1 (index)</w:t>
             </w:r>
@@ -2097,10 +2337,14 @@
           <w:p>
             <w:pPr>
               <w:ind w:left="0" w:firstLine="0"/>
-            </w:pPr>
-            <w:r>
-              <w:rPr>
-                <w:sz w:val="15"/>
+              <w:rPr>
+                <w:highlight w:val="cyan"/>
+              </w:rPr>
+            </w:pPr>
+            <w:r>
+              <w:rPr>
+                <w:sz w:val="15"/>
+                <w:highlight w:val="cyan"/>
               </w:rPr>
               <w:t>15</w:t>
             </w:r>
@@ -2120,10 +2364,14 @@
           <w:p>
             <w:pPr>
               <w:ind w:left="0" w:firstLine="0"/>
-            </w:pPr>
-            <w:r>
-              <w:rPr>
-                <w:sz w:val="15"/>
+              <w:rPr>
+                <w:highlight w:val="cyan"/>
+              </w:rPr>
+            </w:pPr>
+            <w:r>
+              <w:rPr>
+                <w:sz w:val="15"/>
+                <w:highlight w:val="cyan"/>
               </w:rPr>
               <w:t>Find the last occurrence of a character.</w:t>
             </w:r>
@@ -2143,10 +2391,14 @@
           <w:p>
             <w:pPr>
               <w:ind w:left="0" w:firstLine="0"/>
-            </w:pPr>
-            <w:r>
-              <w:rPr>
-                <w:sz w:val="14"/>
+              <w:rPr>
+                <w:highlight w:val="cyan"/>
+              </w:rPr>
+            </w:pPr>
+            <w:r>
+              <w:rPr>
+                <w:sz w:val="14"/>
+                <w:highlight w:val="cyan"/>
               </w:rPr>
               <w:t>S = "banana", Char = 'a'</w:t>
             </w:r>
@@ -2166,10 +2418,14 @@
           <w:p>
             <w:pPr>
               <w:ind w:left="0" w:firstLine="0"/>
-            </w:pPr>
-            <w:r>
-              <w:rPr>
-                <w:sz w:val="14"/>
+              <w:rPr>
+                <w:highlight w:val="cyan"/>
+              </w:rPr>
+            </w:pPr>
+            <w:r>
+              <w:rPr>
+                <w:sz w:val="14"/>
+                <w:highlight w:val="cyan"/>
               </w:rPr>
               <w:t>5 (index)</w:t>
             </w:r>
@@ -2194,10 +2450,14 @@
           <w:p>
             <w:pPr>
               <w:ind w:left="0" w:firstLine="0"/>
-            </w:pPr>
-            <w:r>
-              <w:rPr>
-                <w:sz w:val="15"/>
+              <w:rPr>
+                <w:highlight w:val="cyan"/>
+              </w:rPr>
+            </w:pPr>
+            <w:r>
+              <w:rPr>
+                <w:sz w:val="15"/>
+                <w:highlight w:val="cyan"/>
               </w:rPr>
               <w:t>16</w:t>
             </w:r>
@@ -2217,10 +2477,14 @@
           <w:p>
             <w:pPr>
               <w:ind w:left="0" w:firstLine="0"/>
-            </w:pPr>
-            <w:r>
-              <w:rPr>
-                <w:sz w:val="15"/>
+              <w:rPr>
+                <w:highlight w:val="cyan"/>
+              </w:rPr>
+            </w:pPr>
+            <w:r>
+              <w:rPr>
+                <w:sz w:val="15"/>
+                <w:highlight w:val="cyan"/>
               </w:rPr>
               <w:t>Count total occurrences of a character.</w:t>
             </w:r>
@@ -2240,10 +2504,14 @@
           <w:p>
             <w:pPr>
               <w:ind w:left="0" w:firstLine="0"/>
-            </w:pPr>
-            <w:r>
-              <w:rPr>
-                <w:sz w:val="14"/>
+              <w:rPr>
+                <w:highlight w:val="cyan"/>
+              </w:rPr>
+            </w:pPr>
+            <w:r>
+              <w:rPr>
+                <w:sz w:val="14"/>
+                <w:highlight w:val="cyan"/>
               </w:rPr>
               <w:t>S = "programming", Char = 'g'</w:t>
             </w:r>
@@ -2263,10 +2531,14 @@
           <w:p>
             <w:pPr>
               <w:ind w:left="0" w:firstLine="0"/>
-            </w:pPr>
-            <w:r>
-              <w:rPr>
-                <w:sz w:val="14"/>
+              <w:rPr>
+                <w:highlight w:val="cyan"/>
+              </w:rPr>
+            </w:pPr>
+            <w:r>
+              <w:rPr>
+                <w:sz w:val="14"/>
+                <w:highlight w:val="cyan"/>
               </w:rPr>
               <w:t>2</w:t>
             </w:r>
@@ -2291,10 +2563,14 @@
           <w:p>
             <w:pPr>
               <w:ind w:left="0" w:firstLine="0"/>
-            </w:pPr>
-            <w:r>
-              <w:rPr>
-                <w:sz w:val="15"/>
+              <w:rPr>
+                <w:highlight w:val="cyan"/>
+              </w:rPr>
+            </w:pPr>
+            <w:r>
+              <w:rPr>
+                <w:sz w:val="15"/>
+                <w:highlight w:val="cyan"/>
               </w:rPr>
               <w:t>17</w:t>
             </w:r>
@@ -2314,10 +2590,14 @@
           <w:p>
             <w:pPr>
               <w:ind w:left="0" w:firstLine="0"/>
-            </w:pPr>
-            <w:r>
-              <w:rPr>
-                <w:sz w:val="15"/>
+              <w:rPr>
+                <w:highlight w:val="cyan"/>
+              </w:rPr>
+            </w:pPr>
+            <w:r>
+              <w:rPr>
+                <w:sz w:val="15"/>
+                <w:highlight w:val="cyan"/>
               </w:rPr>
               <w:t>Remove occurrences of a character.</w:t>
             </w:r>
@@ -2337,10 +2617,14 @@
           <w:p>
             <w:pPr>
               <w:ind w:left="0" w:firstLine="0"/>
-            </w:pPr>
-            <w:r>
-              <w:rPr>
-                <w:sz w:val="14"/>
+              <w:rPr>
+                <w:highlight w:val="cyan"/>
+              </w:rPr>
+            </w:pPr>
+            <w:r>
+              <w:rPr>
+                <w:sz w:val="14"/>
+                <w:highlight w:val="cyan"/>
               </w:rPr>
               <w:t>S = "banana", Char = 'a', Remove All</w:t>
             </w:r>
@@ -2360,10 +2644,14 @@
           <w:p>
             <w:pPr>
               <w:ind w:left="0" w:firstLine="0"/>
-            </w:pPr>
-            <w:r>
-              <w:rPr>
-                <w:sz w:val="14"/>
+              <w:rPr>
+                <w:highlight w:val="cyan"/>
+              </w:rPr>
+            </w:pPr>
+            <w:r>
+              <w:rPr>
+                <w:sz w:val="14"/>
+                <w:highlight w:val="cyan"/>
               </w:rPr>
               <w:t>"</w:t>
             </w:r>
@@ -2371,6 +2659,7 @@
             <w:r>
               <w:rPr>
                 <w:sz w:val="14"/>
+                <w:highlight w:val="cyan"/>
               </w:rPr>
               <w:t>bnn</w:t>
             </w:r>
@@ -2378,6 +2667,7 @@
             <w:r>
               <w:rPr>
                 <w:sz w:val="14"/>
+                <w:highlight w:val="cyan"/>
               </w:rPr>
               <w:t>"</w:t>
             </w:r>
@@ -2402,10 +2692,14 @@
           <w:p>
             <w:pPr>
               <w:ind w:left="0" w:firstLine="0"/>
-            </w:pPr>
-            <w:r>
-              <w:rPr>
-                <w:sz w:val="15"/>
+              <w:rPr>
+                <w:highlight w:val="cyan"/>
+              </w:rPr>
+            </w:pPr>
+            <w:r>
+              <w:rPr>
+                <w:sz w:val="15"/>
+                <w:highlight w:val="cyan"/>
               </w:rPr>
               <w:t>18</w:t>
             </w:r>
@@ -2425,10 +2719,14 @@
           <w:p>
             <w:pPr>
               <w:ind w:left="0" w:firstLine="0"/>
-            </w:pPr>
-            <w:r>
-              <w:rPr>
-                <w:sz w:val="15"/>
+              <w:rPr>
+                <w:highlight w:val="cyan"/>
+              </w:rPr>
+            </w:pPr>
+            <w:r>
+              <w:rPr>
+                <w:sz w:val="15"/>
+                <w:highlight w:val="cyan"/>
               </w:rPr>
               <w:t>Replace occurrences of a character.</w:t>
             </w:r>
@@ -2448,10 +2746,14 @@
           <w:p>
             <w:pPr>
               <w:ind w:left="0" w:firstLine="0"/>
-            </w:pPr>
-            <w:r>
-              <w:rPr>
-                <w:sz w:val="14"/>
+              <w:rPr>
+                <w:highlight w:val="cyan"/>
+              </w:rPr>
+            </w:pPr>
+            <w:r>
+              <w:rPr>
+                <w:sz w:val="14"/>
+                <w:highlight w:val="cyan"/>
               </w:rPr>
               <w:t>S = "apple", Old='p', New='x'</w:t>
             </w:r>
@@ -2471,10 +2773,14 @@
           <w:p>
             <w:pPr>
               <w:ind w:left="0" w:firstLine="0"/>
-            </w:pPr>
-            <w:r>
-              <w:rPr>
-                <w:sz w:val="14"/>
+              <w:rPr>
+                <w:highlight w:val="cyan"/>
+              </w:rPr>
+            </w:pPr>
+            <w:r>
+              <w:rPr>
+                <w:sz w:val="14"/>
+                <w:highlight w:val="cyan"/>
               </w:rPr>
               <w:t>"</w:t>
             </w:r>
@@ -2482,6 +2788,7 @@
             <w:r>
               <w:rPr>
                 <w:sz w:val="14"/>
+                <w:highlight w:val="cyan"/>
               </w:rPr>
               <w:t>axxle</w:t>
             </w:r>
@@ -2489,6 +2796,7 @@
             <w:r>
               <w:rPr>
                 <w:sz w:val="14"/>
+                <w:highlight w:val="cyan"/>
               </w:rPr>
               <w:t>"</w:t>
             </w:r>
@@ -2513,10 +2821,14 @@
           <w:p>
             <w:pPr>
               <w:ind w:left="0" w:firstLine="0"/>
-            </w:pPr>
-            <w:r>
-              <w:rPr>
-                <w:sz w:val="15"/>
+              <w:rPr>
+                <w:highlight w:val="cyan"/>
+              </w:rPr>
+            </w:pPr>
+            <w:r>
+              <w:rPr>
+                <w:sz w:val="15"/>
+                <w:highlight w:val="cyan"/>
               </w:rPr>
               <w:t>25</w:t>
             </w:r>
@@ -2536,10 +2848,14 @@
           <w:p>
             <w:pPr>
               <w:ind w:left="0" w:firstLine="0"/>
-            </w:pPr>
-            <w:r>
-              <w:rPr>
-                <w:sz w:val="15"/>
+              <w:rPr>
+                <w:highlight w:val="cyan"/>
+              </w:rPr>
+            </w:pPr>
+            <w:r>
+              <w:rPr>
+                <w:sz w:val="15"/>
+                <w:highlight w:val="cyan"/>
               </w:rPr>
               <w:t>Count total words in a string.</w:t>
             </w:r>
@@ -2559,10 +2875,14 @@
           <w:p>
             <w:pPr>
               <w:ind w:left="0" w:firstLine="0"/>
-            </w:pPr>
-            <w:r>
-              <w:rPr>
-                <w:sz w:val="14"/>
+              <w:rPr>
+                <w:highlight w:val="cyan"/>
+              </w:rPr>
+            </w:pPr>
+            <w:r>
+              <w:rPr>
+                <w:sz w:val="14"/>
+                <w:highlight w:val="cyan"/>
               </w:rPr>
               <w:t>S = "This is a test"</w:t>
             </w:r>
@@ -2582,10 +2902,14 @@
           <w:p>
             <w:pPr>
               <w:ind w:left="0" w:firstLine="0"/>
-            </w:pPr>
-            <w:r>
-              <w:rPr>
-                <w:sz w:val="14"/>
+              <w:rPr>
+                <w:highlight w:val="cyan"/>
+              </w:rPr>
+            </w:pPr>
+            <w:r>
+              <w:rPr>
+                <w:sz w:val="14"/>
+                <w:highlight w:val="cyan"/>
               </w:rPr>
               <w:t>4</w:t>
             </w:r>
@@ -2610,10 +2934,14 @@
           <w:p>
             <w:pPr>
               <w:ind w:left="0" w:firstLine="0"/>
-            </w:pPr>
-            <w:r>
-              <w:rPr>
-                <w:sz w:val="15"/>
+              <w:rPr>
+                <w:highlight w:val="cyan"/>
+              </w:rPr>
+            </w:pPr>
+            <w:r>
+              <w:rPr>
+                <w:sz w:val="15"/>
+                <w:highlight w:val="cyan"/>
               </w:rPr>
               <w:t>26</w:t>
             </w:r>
@@ -2633,10 +2961,14 @@
           <w:p>
             <w:pPr>
               <w:ind w:left="0" w:firstLine="0"/>
-            </w:pPr>
-            <w:r>
-              <w:rPr>
-                <w:sz w:val="15"/>
+              <w:rPr>
+                <w:highlight w:val="cyan"/>
+              </w:rPr>
+            </w:pPr>
+            <w:r>
+              <w:rPr>
+                <w:sz w:val="15"/>
+                <w:highlight w:val="cyan"/>
               </w:rPr>
               <w:t>Find the first occurrence of a word.</w:t>
             </w:r>
@@ -2656,10 +2988,14 @@
           <w:p>
             <w:pPr>
               <w:ind w:left="0" w:firstLine="0"/>
-            </w:pPr>
-            <w:r>
-              <w:rPr>
-                <w:sz w:val="14"/>
+              <w:rPr>
+                <w:highlight w:val="cyan"/>
+              </w:rPr>
+            </w:pPr>
+            <w:r>
+              <w:rPr>
+                <w:sz w:val="14"/>
+                <w:highlight w:val="cyan"/>
               </w:rPr>
               <w:t>S = "Test this test", Word = "test"</w:t>
             </w:r>
@@ -2679,10 +3015,14 @@
           <w:p>
             <w:pPr>
               <w:ind w:left="0" w:firstLine="0"/>
-            </w:pPr>
-            <w:r>
-              <w:rPr>
-                <w:sz w:val="14"/>
+              <w:rPr>
+                <w:highlight w:val="cyan"/>
+              </w:rPr>
+            </w:pPr>
+            <w:r>
+              <w:rPr>
+                <w:sz w:val="14"/>
+                <w:highlight w:val="cyan"/>
               </w:rPr>
               <w:t>10 (index)</w:t>
             </w:r>
@@ -2707,10 +3047,14 @@
           <w:p>
             <w:pPr>
               <w:ind w:left="0" w:firstLine="0"/>
-            </w:pPr>
-            <w:r>
-              <w:rPr>
-                <w:sz w:val="15"/>
+              <w:rPr>
+                <w:highlight w:val="cyan"/>
+              </w:rPr>
+            </w:pPr>
+            <w:r>
+              <w:rPr>
+                <w:sz w:val="15"/>
+                <w:highlight w:val="cyan"/>
               </w:rPr>
               <w:t>27</w:t>
             </w:r>
@@ -2730,10 +3074,14 @@
           <w:p>
             <w:pPr>
               <w:ind w:left="0" w:firstLine="0"/>
-            </w:pPr>
-            <w:r>
-              <w:rPr>
-                <w:sz w:val="15"/>
+              <w:rPr>
+                <w:highlight w:val="cyan"/>
+              </w:rPr>
+            </w:pPr>
+            <w:r>
+              <w:rPr>
+                <w:sz w:val="15"/>
+                <w:highlight w:val="cyan"/>
               </w:rPr>
               <w:t>Find the last occurrence of a word.</w:t>
             </w:r>
@@ -2753,10 +3101,14 @@
           <w:p>
             <w:pPr>
               <w:ind w:left="0" w:firstLine="0"/>
-            </w:pPr>
-            <w:r>
-              <w:rPr>
-                <w:sz w:val="14"/>
+              <w:rPr>
+                <w:highlight w:val="cyan"/>
+              </w:rPr>
+            </w:pPr>
+            <w:r>
+              <w:rPr>
+                <w:sz w:val="14"/>
+                <w:highlight w:val="cyan"/>
               </w:rPr>
               <w:t>S = "Test this test", Word = "test"</w:t>
             </w:r>
@@ -2776,10 +3128,14 @@
           <w:p>
             <w:pPr>
               <w:ind w:left="0" w:firstLine="0"/>
-            </w:pPr>
-            <w:r>
-              <w:rPr>
-                <w:sz w:val="14"/>
+              <w:rPr>
+                <w:highlight w:val="cyan"/>
+              </w:rPr>
+            </w:pPr>
+            <w:r>
+              <w:rPr>
+                <w:sz w:val="14"/>
+                <w:highlight w:val="cyan"/>
               </w:rPr>
               <w:t>15 (index)</w:t>
             </w:r>
@@ -2804,10 +3160,14 @@
           <w:p>
             <w:pPr>
               <w:ind w:left="0" w:firstLine="0"/>
-            </w:pPr>
-            <w:r>
-              <w:rPr>
-                <w:sz w:val="15"/>
+              <w:rPr>
+                <w:highlight w:val="cyan"/>
+              </w:rPr>
+            </w:pPr>
+            <w:r>
+              <w:rPr>
+                <w:sz w:val="15"/>
+                <w:highlight w:val="cyan"/>
               </w:rPr>
               <w:t>28</w:t>
             </w:r>
@@ -2827,10 +3187,14 @@
           <w:p>
             <w:pPr>
               <w:ind w:left="0" w:firstLine="0"/>
-            </w:pPr>
-            <w:r>
-              <w:rPr>
-                <w:sz w:val="15"/>
+              <w:rPr>
+                <w:highlight w:val="cyan"/>
+              </w:rPr>
+            </w:pPr>
+            <w:r>
+              <w:rPr>
+                <w:sz w:val="15"/>
+                <w:highlight w:val="cyan"/>
               </w:rPr>
               <w:t>Count occurrences of a word.</w:t>
             </w:r>
@@ -2850,10 +3214,14 @@
           <w:p>
             <w:pPr>
               <w:ind w:left="0" w:firstLine="0"/>
-            </w:pPr>
-            <w:r>
-              <w:rPr>
-                <w:sz w:val="14"/>
+              <w:rPr>
+                <w:highlight w:val="cyan"/>
+              </w:rPr>
+            </w:pPr>
+            <w:r>
+              <w:rPr>
+                <w:sz w:val="14"/>
+                <w:highlight w:val="cyan"/>
               </w:rPr>
               <w:t xml:space="preserve">S = "word </w:t>
             </w:r>
@@ -2861,6 +3229,7 @@
             <w:r>
               <w:rPr>
                 <w:sz w:val="14"/>
+                <w:highlight w:val="cyan"/>
               </w:rPr>
               <w:t>word</w:t>
             </w:r>
@@ -2868,6 +3237,7 @@
             <w:r>
               <w:rPr>
                 <w:sz w:val="14"/>
+                <w:highlight w:val="cyan"/>
               </w:rPr>
               <w:t xml:space="preserve"> other word", Word =</w:t>
             </w:r>
@@ -2875,10 +3245,14 @@
           <w:p>
             <w:pPr>
               <w:ind w:left="0" w:firstLine="0"/>
-            </w:pPr>
-            <w:r>
-              <w:rPr>
-                <w:sz w:val="14"/>
+              <w:rPr>
+                <w:highlight w:val="cyan"/>
+              </w:rPr>
+            </w:pPr>
+            <w:r>
+              <w:rPr>
+                <w:sz w:val="14"/>
+                <w:highlight w:val="cyan"/>
               </w:rPr>
               <w:t>"word"</w:t>
             </w:r>
@@ -2898,10 +3272,14 @@
           <w:p>
             <w:pPr>
               <w:ind w:left="0" w:firstLine="0"/>
-            </w:pPr>
-            <w:r>
-              <w:rPr>
-                <w:sz w:val="14"/>
+              <w:rPr>
+                <w:highlight w:val="cyan"/>
+              </w:rPr>
+            </w:pPr>
+            <w:r>
+              <w:rPr>
+                <w:sz w:val="14"/>
+                <w:highlight w:val="cyan"/>
               </w:rPr>
               <w:t>3</w:t>
             </w:r>
@@ -2926,10 +3304,14 @@
           <w:p>
             <w:pPr>
               <w:ind w:left="0" w:firstLine="0"/>
-            </w:pPr>
-            <w:r>
-              <w:rPr>
-                <w:sz w:val="15"/>
+              <w:rPr>
+                <w:highlight w:val="cyan"/>
+              </w:rPr>
+            </w:pPr>
+            <w:r>
+              <w:rPr>
+                <w:sz w:val="15"/>
+                <w:highlight w:val="cyan"/>
               </w:rPr>
               <w:t>29</w:t>
             </w:r>
@@ -2949,10 +3331,14 @@
           <w:p>
             <w:pPr>
               <w:ind w:left="0" w:firstLine="0"/>
-            </w:pPr>
-            <w:r>
-              <w:rPr>
-                <w:sz w:val="15"/>
+              <w:rPr>
+                <w:highlight w:val="cyan"/>
+              </w:rPr>
+            </w:pPr>
+            <w:r>
+              <w:rPr>
+                <w:sz w:val="15"/>
+                <w:highlight w:val="cyan"/>
               </w:rPr>
               <w:t>Remove occurrences of a word.</w:t>
             </w:r>
@@ -2972,10 +3358,14 @@
           <w:p>
             <w:pPr>
               <w:ind w:left="0" w:firstLine="0"/>
-            </w:pPr>
-            <w:r>
-              <w:rPr>
-                <w:sz w:val="14"/>
+              <w:rPr>
+                <w:highlight w:val="cyan"/>
+              </w:rPr>
+            </w:pPr>
+            <w:r>
+              <w:rPr>
+                <w:sz w:val="14"/>
+                <w:highlight w:val="cyan"/>
               </w:rPr>
               <w:t>S = "a test b test c", Word = "test",</w:t>
             </w:r>
@@ -2983,10 +3373,14 @@
           <w:p>
             <w:pPr>
               <w:ind w:left="0" w:firstLine="0"/>
-            </w:pPr>
-            <w:r>
-              <w:rPr>
-                <w:sz w:val="14"/>
+              <w:rPr>
+                <w:highlight w:val="cyan"/>
+              </w:rPr>
+            </w:pPr>
+            <w:r>
+              <w:rPr>
+                <w:sz w:val="14"/>
+                <w:highlight w:val="cyan"/>
               </w:rPr>
               <w:t>Remove All</w:t>
             </w:r>
@@ -3006,10 +3400,14 @@
           <w:p>
             <w:pPr>
               <w:ind w:left="0" w:firstLine="0"/>
-            </w:pPr>
-            <w:r>
-              <w:rPr>
-                <w:sz w:val="14"/>
+              <w:rPr>
+                <w:highlight w:val="cyan"/>
+              </w:rPr>
+            </w:pPr>
+            <w:r>
+              <w:rPr>
+                <w:sz w:val="14"/>
+                <w:highlight w:val="cyan"/>
               </w:rPr>
               <w:t>"a b c"</w:t>
             </w:r>
@@ -3034,10 +3432,14 @@
           <w:p>
             <w:pPr>
               <w:ind w:left="0" w:firstLine="0"/>
-            </w:pPr>
-            <w:r>
-              <w:rPr>
-                <w:sz w:val="15"/>
+              <w:rPr>
+                <w:highlight w:val="cyan"/>
+              </w:rPr>
+            </w:pPr>
+            <w:r>
+              <w:rPr>
+                <w:sz w:val="15"/>
+                <w:highlight w:val="cyan"/>
               </w:rPr>
               <w:t>30</w:t>
             </w:r>
@@ -3057,10 +3459,14 @@
           <w:p>
             <w:pPr>
               <w:ind w:left="0" w:firstLine="0"/>
-            </w:pPr>
-            <w:r>
-              <w:rPr>
-                <w:sz w:val="15"/>
+              <w:rPr>
+                <w:highlight w:val="cyan"/>
+              </w:rPr>
+            </w:pPr>
+            <w:r>
+              <w:rPr>
+                <w:sz w:val="15"/>
+                <w:highlight w:val="cyan"/>
               </w:rPr>
               <w:t>Replace a word with another word.</w:t>
             </w:r>
@@ -3080,10 +3486,14 @@
           <w:p>
             <w:pPr>
               <w:ind w:left="0" w:firstLine="0"/>
-            </w:pPr>
-            <w:r>
-              <w:rPr>
-                <w:sz w:val="14"/>
+              <w:rPr>
+                <w:highlight w:val="cyan"/>
+              </w:rPr>
+            </w:pPr>
+            <w:r>
+              <w:rPr>
+                <w:sz w:val="14"/>
+                <w:highlight w:val="cyan"/>
               </w:rPr>
               <w:t>S = "old data", Old="old", New="new"</w:t>
             </w:r>
@@ -3103,10 +3513,14 @@
           <w:p>
             <w:pPr>
               <w:ind w:left="0" w:firstLine="0"/>
-            </w:pPr>
-            <w:r>
-              <w:rPr>
-                <w:sz w:val="14"/>
+              <w:rPr>
+                <w:highlight w:val="cyan"/>
+              </w:rPr>
+            </w:pPr>
+            <w:r>
+              <w:rPr>
+                <w:sz w:val="14"/>
+                <w:highlight w:val="cyan"/>
               </w:rPr>
               <w:t>"new data"</w:t>
             </w:r>
@@ -3131,10 +3545,14 @@
           <w:p>
             <w:pPr>
               <w:ind w:left="0" w:firstLine="0"/>
-            </w:pPr>
-            <w:r>
-              <w:rPr>
-                <w:sz w:val="15"/>
+              <w:rPr>
+                <w:highlight w:val="cyan"/>
+              </w:rPr>
+            </w:pPr>
+            <w:r>
+              <w:rPr>
+                <w:sz w:val="15"/>
+                <w:highlight w:val="cyan"/>
               </w:rPr>
               <w:t>45</w:t>
             </w:r>
@@ -3154,10 +3572,14 @@
           <w:p>
             <w:pPr>
               <w:ind w:left="0" w:firstLine="0"/>
-            </w:pPr>
-            <w:r>
-              <w:rPr>
-                <w:sz w:val="15"/>
+              <w:rPr>
+                <w:highlight w:val="cyan"/>
+              </w:rPr>
+            </w:pPr>
+            <w:r>
+              <w:rPr>
+                <w:sz w:val="15"/>
+                <w:highlight w:val="cyan"/>
               </w:rPr>
               <w:t>Check whether a string starts/ends with another string.</w:t>
             </w:r>
@@ -3177,10 +3599,14 @@
           <w:p>
             <w:pPr>
               <w:ind w:left="0" w:firstLine="0"/>
-            </w:pPr>
-            <w:r>
-              <w:rPr>
-                <w:sz w:val="14"/>
+              <w:rPr>
+                <w:highlight w:val="cyan"/>
+              </w:rPr>
+            </w:pPr>
+            <w:r>
+              <w:rPr>
+                <w:sz w:val="14"/>
+                <w:highlight w:val="cyan"/>
               </w:rPr>
               <w:t>S = "apple pie", Prefix = "apple", Suffix =</w:t>
             </w:r>
@@ -3188,10 +3614,14 @@
           <w:p>
             <w:pPr>
               <w:ind w:left="0" w:firstLine="0"/>
-            </w:pPr>
-            <w:r>
-              <w:rPr>
-                <w:sz w:val="14"/>
+              <w:rPr>
+                <w:highlight w:val="cyan"/>
+              </w:rPr>
+            </w:pPr>
+            <w:r>
+              <w:rPr>
+                <w:sz w:val="14"/>
+                <w:highlight w:val="cyan"/>
               </w:rPr>
               <w:t>"pie"</w:t>
             </w:r>
@@ -3211,10 +3641,14 @@
           <w:p>
             <w:pPr>
               <w:ind w:left="0" w:firstLine="0"/>
-            </w:pPr>
-            <w:r>
-              <w:rPr>
-                <w:sz w:val="14"/>
+              <w:rPr>
+                <w:highlight w:val="cyan"/>
+              </w:rPr>
+            </w:pPr>
+            <w:r>
+              <w:rPr>
+                <w:sz w:val="14"/>
+                <w:highlight w:val="cyan"/>
               </w:rPr>
               <w:t>Start: True, End: True</w:t>
             </w:r>
@@ -3239,10 +3673,14 @@
           <w:p>
             <w:pPr>
               <w:ind w:left="0" w:firstLine="0"/>
-            </w:pPr>
-            <w:r>
-              <w:rPr>
-                <w:sz w:val="15"/>
+              <w:rPr>
+                <w:highlight w:val="cyan"/>
+              </w:rPr>
+            </w:pPr>
+            <w:r>
+              <w:rPr>
+                <w:sz w:val="15"/>
+                <w:highlight w:val="cyan"/>
               </w:rPr>
               <w:t>48</w:t>
             </w:r>
@@ -3262,10 +3700,14 @@
           <w:p>
             <w:pPr>
               <w:ind w:left="0" w:firstLine="0"/>
-            </w:pPr>
-            <w:r>
-              <w:rPr>
-                <w:sz w:val="15"/>
+              <w:rPr>
+                <w:highlight w:val="cyan"/>
+              </w:rPr>
+            </w:pPr>
+            <w:r>
+              <w:rPr>
+                <w:sz w:val="15"/>
+                <w:highlight w:val="cyan"/>
               </w:rPr>
               <w:t>Remove all vowels.</w:t>
             </w:r>
@@ -3285,10 +3727,14 @@
           <w:p>
             <w:pPr>
               <w:ind w:left="0" w:firstLine="0"/>
-            </w:pPr>
-            <w:r>
-              <w:rPr>
-                <w:sz w:val="14"/>
+              <w:rPr>
+                <w:highlight w:val="cyan"/>
+              </w:rPr>
+            </w:pPr>
+            <w:r>
+              <w:rPr>
+                <w:sz w:val="14"/>
+                <w:highlight w:val="cyan"/>
               </w:rPr>
               <w:t>S = "</w:t>
             </w:r>
@@ -3296,6 +3742,7 @@
             <w:r>
               <w:rPr>
                 <w:sz w:val="14"/>
+                <w:highlight w:val="cyan"/>
               </w:rPr>
               <w:t>aeiou</w:t>
             </w:r>
@@ -3303,6 +3750,7 @@
             <w:r>
               <w:rPr>
                 <w:sz w:val="14"/>
+                <w:highlight w:val="cyan"/>
               </w:rPr>
               <w:t xml:space="preserve"> XYZ"</w:t>
             </w:r>
@@ -3322,10 +3770,14 @@
           <w:p>
             <w:pPr>
               <w:ind w:left="0" w:firstLine="0"/>
-            </w:pPr>
-            <w:r>
-              <w:rPr>
-                <w:sz w:val="14"/>
+              <w:rPr>
+                <w:highlight w:val="cyan"/>
+              </w:rPr>
+            </w:pPr>
+            <w:r>
+              <w:rPr>
+                <w:sz w:val="14"/>
+                <w:highlight w:val="cyan"/>
               </w:rPr>
               <w:t>" XYZ"</w:t>
             </w:r>
@@ -3350,10 +3802,14 @@
           <w:p>
             <w:pPr>
               <w:ind w:left="0" w:firstLine="0"/>
-            </w:pPr>
-            <w:r>
-              <w:rPr>
-                <w:sz w:val="15"/>
+              <w:rPr>
+                <w:highlight w:val="cyan"/>
+              </w:rPr>
+            </w:pPr>
+            <w:r>
+              <w:rPr>
+                <w:sz w:val="15"/>
+                <w:highlight w:val="cyan"/>
               </w:rPr>
               <w:t>49</w:t>
             </w:r>
@@ -3373,10 +3829,14 @@
           <w:p>
             <w:pPr>
               <w:ind w:left="0" w:firstLine="0"/>
-            </w:pPr>
-            <w:r>
-              <w:rPr>
-                <w:sz w:val="15"/>
+              <w:rPr>
+                <w:highlight w:val="cyan"/>
+              </w:rPr>
+            </w:pPr>
+            <w:r>
+              <w:rPr>
+                <w:sz w:val="15"/>
+                <w:highlight w:val="cyan"/>
               </w:rPr>
               <w:t>Replace all consonants with '*' (Example suggests replacing non-vowels).</w:t>
             </w:r>
@@ -3396,10 +3856,14 @@
           <w:p>
             <w:pPr>
               <w:ind w:left="0" w:firstLine="0"/>
-            </w:pPr>
-            <w:r>
-              <w:rPr>
-                <w:sz w:val="14"/>
+              <w:rPr>
+                <w:highlight w:val="cyan"/>
+              </w:rPr>
+            </w:pPr>
+            <w:r>
+              <w:rPr>
+                <w:sz w:val="14"/>
+                <w:highlight w:val="cyan"/>
               </w:rPr>
               <w:t>S = "apple"</w:t>
             </w:r>
@@ -3419,10 +3883,14 @@
           <w:p>
             <w:pPr>
               <w:ind w:left="0" w:firstLine="0"/>
-            </w:pPr>
-            <w:r>
-              <w:rPr>
-                <w:sz w:val="14"/>
+              <w:rPr>
+                <w:highlight w:val="cyan"/>
+              </w:rPr>
+            </w:pPr>
+            <w:r>
+              <w:rPr>
+                <w:sz w:val="14"/>
+                <w:highlight w:val="cyan"/>
               </w:rPr>
               <w:t>"ap*le" (or similar output depending on implementation)</w:t>
             </w:r>
@@ -3447,10 +3915,14 @@
           <w:p>
             <w:pPr>
               <w:ind w:left="0" w:firstLine="0"/>
-            </w:pPr>
-            <w:r>
-              <w:rPr>
-                <w:sz w:val="15"/>
+              <w:rPr>
+                <w:highlight w:val="cyan"/>
+              </w:rPr>
+            </w:pPr>
+            <w:r>
+              <w:rPr>
+                <w:sz w:val="15"/>
+                <w:highlight w:val="cyan"/>
               </w:rPr>
               <w:t>50</w:t>
             </w:r>
@@ -3470,10 +3942,14 @@
           <w:p>
             <w:pPr>
               <w:ind w:left="0" w:firstLine="0"/>
-            </w:pPr>
-            <w:r>
-              <w:rPr>
-                <w:sz w:val="15"/>
+              <w:rPr>
+                <w:highlight w:val="cyan"/>
+              </w:rPr>
+            </w:pPr>
+            <w:r>
+              <w:rPr>
+                <w:sz w:val="15"/>
+                <w:highlight w:val="cyan"/>
               </w:rPr>
               <w:t>Remove all digits.</w:t>
             </w:r>
@@ -3493,10 +3969,14 @@
           <w:p>
             <w:pPr>
               <w:ind w:left="0" w:firstLine="0"/>
-            </w:pPr>
-            <w:r>
-              <w:rPr>
-                <w:sz w:val="14"/>
+              <w:rPr>
+                <w:highlight w:val="cyan"/>
+              </w:rPr>
+            </w:pPr>
+            <w:r>
+              <w:rPr>
+                <w:sz w:val="14"/>
+                <w:highlight w:val="cyan"/>
               </w:rPr>
               <w:t>S = "a1b2c3"</w:t>
             </w:r>
@@ -3516,10 +3996,14 @@
           <w:p>
             <w:pPr>
               <w:ind w:left="0" w:firstLine="0"/>
-            </w:pPr>
-            <w:r>
-              <w:rPr>
-                <w:sz w:val="14"/>
+              <w:rPr>
+                <w:highlight w:val="cyan"/>
+              </w:rPr>
+            </w:pPr>
+            <w:r>
+              <w:rPr>
+                <w:sz w:val="14"/>
+                <w:highlight w:val="cyan"/>
               </w:rPr>
               <w:t>"</w:t>
             </w:r>
@@ -3527,6 +4011,7 @@
             <w:r>
               <w:rPr>
                 <w:sz w:val="14"/>
+                <w:highlight w:val="cyan"/>
               </w:rPr>
               <w:t>abc</w:t>
             </w:r>
@@ -3534,6 +4019,7 @@
             <w:r>
               <w:rPr>
                 <w:sz w:val="14"/>
+                <w:highlight w:val="cyan"/>
               </w:rPr>
               <w:t>"</w:t>
             </w:r>
@@ -3558,10 +4044,14 @@
           <w:p>
             <w:pPr>
               <w:ind w:left="0" w:firstLine="0"/>
-            </w:pPr>
-            <w:r>
-              <w:rPr>
-                <w:sz w:val="15"/>
+              <w:rPr>
+                <w:highlight w:val="cyan"/>
+              </w:rPr>
+            </w:pPr>
+            <w:r>
+              <w:rPr>
+                <w:sz w:val="15"/>
+                <w:highlight w:val="cyan"/>
               </w:rPr>
               <w:t>51</w:t>
             </w:r>
@@ -3581,10 +4071,14 @@
           <w:p>
             <w:pPr>
               <w:ind w:left="0" w:firstLine="0"/>
-            </w:pPr>
-            <w:r>
-              <w:rPr>
-                <w:sz w:val="15"/>
+              <w:rPr>
+                <w:highlight w:val="cyan"/>
+              </w:rPr>
+            </w:pPr>
+            <w:r>
+              <w:rPr>
+                <w:sz w:val="15"/>
+                <w:highlight w:val="cyan"/>
               </w:rPr>
               <w:t>Extract only digits.</w:t>
             </w:r>
@@ -3604,10 +4098,14 @@
           <w:p>
             <w:pPr>
               <w:ind w:left="0" w:firstLine="0"/>
-            </w:pPr>
-            <w:r>
-              <w:rPr>
-                <w:sz w:val="14"/>
+              <w:rPr>
+                <w:highlight w:val="cyan"/>
+              </w:rPr>
+            </w:pPr>
+            <w:r>
+              <w:rPr>
+                <w:sz w:val="14"/>
+                <w:highlight w:val="cyan"/>
               </w:rPr>
               <w:t>S = "a1b2c3"</w:t>
             </w:r>
@@ -3627,10 +4125,14 @@
           <w:p>
             <w:pPr>
               <w:ind w:left="0" w:firstLine="0"/>
-            </w:pPr>
-            <w:r>
-              <w:rPr>
-                <w:sz w:val="14"/>
+              <w:rPr>
+                <w:highlight w:val="cyan"/>
+              </w:rPr>
+            </w:pPr>
+            <w:r>
+              <w:rPr>
+                <w:sz w:val="14"/>
+                <w:highlight w:val="cyan"/>
               </w:rPr>
               <w:t>"123"</w:t>
             </w:r>
@@ -3655,10 +4157,14 @@
           <w:p>
             <w:pPr>
               <w:ind w:left="0" w:firstLine="0"/>
-            </w:pPr>
-            <w:r>
-              <w:rPr>
-                <w:sz w:val="15"/>
+              <w:rPr>
+                <w:highlight w:val="cyan"/>
+              </w:rPr>
+            </w:pPr>
+            <w:r>
+              <w:rPr>
+                <w:sz w:val="15"/>
+                <w:highlight w:val="cyan"/>
               </w:rPr>
               <w:t>52</w:t>
             </w:r>
@@ -3678,10 +4184,14 @@
           <w:p>
             <w:pPr>
               <w:ind w:left="0" w:firstLine="0"/>
-            </w:pPr>
-            <w:r>
-              <w:rPr>
-                <w:sz w:val="15"/>
+              <w:rPr>
+                <w:highlight w:val="cyan"/>
+              </w:rPr>
+            </w:pPr>
+            <w:r>
+              <w:rPr>
+                <w:sz w:val="15"/>
+                <w:highlight w:val="cyan"/>
               </w:rPr>
               <w:t>Remove all special characters.</w:t>
             </w:r>
@@ -3701,10 +4211,14 @@
           <w:p>
             <w:pPr>
               <w:ind w:left="0" w:firstLine="0"/>
-            </w:pPr>
-            <w:r>
-              <w:rPr>
-                <w:sz w:val="14"/>
+              <w:rPr>
+                <w:highlight w:val="cyan"/>
+              </w:rPr>
+            </w:pPr>
+            <w:r>
+              <w:rPr>
+                <w:sz w:val="14"/>
+                <w:highlight w:val="cyan"/>
               </w:rPr>
               <w:t>S = "</w:t>
             </w:r>
@@ -3712,6 +4226,7 @@
             <w:r>
               <w:rPr>
                 <w:sz w:val="14"/>
+                <w:highlight w:val="cyan"/>
               </w:rPr>
               <w:t>a!@</w:t>
             </w:r>
@@ -3720,6 +4235,7 @@
             <w:r>
               <w:rPr>
                 <w:sz w:val="14"/>
+                <w:highlight w:val="cyan"/>
               </w:rPr>
               <w:t>b#c</w:t>
             </w:r>
@@ -3727,6 +4243,7 @@
             <w:r>
               <w:rPr>
                 <w:sz w:val="14"/>
+                <w:highlight w:val="cyan"/>
               </w:rPr>
               <w:t>"</w:t>
             </w:r>
@@ -3746,10 +4263,14 @@
           <w:p>
             <w:pPr>
               <w:ind w:left="0" w:firstLine="0"/>
-            </w:pPr>
-            <w:r>
-              <w:rPr>
-                <w:sz w:val="14"/>
+              <w:rPr>
+                <w:highlight w:val="cyan"/>
+              </w:rPr>
+            </w:pPr>
+            <w:r>
+              <w:rPr>
+                <w:sz w:val="14"/>
+                <w:highlight w:val="cyan"/>
               </w:rPr>
               <w:t>"</w:t>
             </w:r>
@@ -3757,6 +4278,7 @@
             <w:r>
               <w:rPr>
                 <w:sz w:val="14"/>
+                <w:highlight w:val="cyan"/>
               </w:rPr>
               <w:t>abc</w:t>
             </w:r>
@@ -3764,6 +4286,7 @@
             <w:r>
               <w:rPr>
                 <w:sz w:val="14"/>
+                <w:highlight w:val="cyan"/>
               </w:rPr>
               <w:t>"</w:t>
             </w:r>
@@ -3788,10 +4311,14 @@
           <w:p>
             <w:pPr>
               <w:ind w:left="0" w:firstLine="0"/>
-            </w:pPr>
-            <w:r>
-              <w:rPr>
-                <w:sz w:val="15"/>
+              <w:rPr>
+                <w:highlight w:val="cyan"/>
+              </w:rPr>
+            </w:pPr>
+            <w:r>
+              <w:rPr>
+                <w:sz w:val="15"/>
+                <w:highlight w:val="cyan"/>
               </w:rPr>
               <w:t>53</w:t>
             </w:r>
@@ -3811,10 +4338,14 @@
           <w:p>
             <w:pPr>
               <w:ind w:left="0" w:firstLine="0"/>
-            </w:pPr>
-            <w:r>
-              <w:rPr>
-                <w:sz w:val="15"/>
+              <w:rPr>
+                <w:highlight w:val="cyan"/>
+              </w:rPr>
+            </w:pPr>
+            <w:r>
+              <w:rPr>
+                <w:sz w:val="15"/>
+                <w:highlight w:val="cyan"/>
               </w:rPr>
               <w:t>Remove punctuation.</w:t>
             </w:r>
@@ -3834,10 +4365,14 @@
           <w:p>
             <w:pPr>
               <w:ind w:left="0" w:firstLine="0"/>
-            </w:pPr>
-            <w:r>
-              <w:rPr>
-                <w:sz w:val="14"/>
+              <w:rPr>
+                <w:highlight w:val="cyan"/>
+              </w:rPr>
+            </w:pPr>
+            <w:r>
+              <w:rPr>
+                <w:sz w:val="14"/>
+                <w:highlight w:val="cyan"/>
               </w:rPr>
               <w:t>S = "Hello, world!"</w:t>
             </w:r>
@@ -3857,10 +4392,14 @@
           <w:p>
             <w:pPr>
               <w:ind w:left="0" w:firstLine="0"/>
-            </w:pPr>
-            <w:r>
-              <w:rPr>
-                <w:sz w:val="14"/>
+              <w:rPr>
+                <w:highlight w:val="cyan"/>
+              </w:rPr>
+            </w:pPr>
+            <w:r>
+              <w:rPr>
+                <w:sz w:val="14"/>
+                <w:highlight w:val="cyan"/>
               </w:rPr>
               <w:t>"Hello world"</w:t>
             </w:r>
@@ -3885,10 +4424,14 @@
           <w:p>
             <w:pPr>
               <w:ind w:left="0" w:firstLine="0"/>
-            </w:pPr>
-            <w:r>
-              <w:rPr>
-                <w:sz w:val="15"/>
+              <w:rPr>
+                <w:highlight w:val="cyan"/>
+              </w:rPr>
+            </w:pPr>
+            <w:r>
+              <w:rPr>
+                <w:sz w:val="15"/>
+                <w:highlight w:val="cyan"/>
               </w:rPr>
               <w:t>61</w:t>
             </w:r>
@@ -3908,10 +4451,14 @@
           <w:p>
             <w:pPr>
               <w:ind w:left="0" w:firstLine="0"/>
-            </w:pPr>
-            <w:r>
-              <w:rPr>
-                <w:sz w:val="15"/>
+              <w:rPr>
+                <w:highlight w:val="cyan"/>
+              </w:rPr>
+            </w:pPr>
+            <w:r>
+              <w:rPr>
+                <w:sz w:val="15"/>
+                <w:highlight w:val="cyan"/>
               </w:rPr>
               <w:t>Count total alphabets, digits, and special characters.</w:t>
             </w:r>
@@ -3931,10 +4478,14 @@
           <w:p>
             <w:pPr>
               <w:ind w:left="0" w:firstLine="0"/>
-            </w:pPr>
-            <w:r>
-              <w:rPr>
-                <w:sz w:val="14"/>
+              <w:rPr>
+                <w:highlight w:val="cyan"/>
+              </w:rPr>
+            </w:pPr>
+            <w:r>
+              <w:rPr>
+                <w:sz w:val="14"/>
+                <w:highlight w:val="cyan"/>
               </w:rPr>
               <w:t>S = "a1</w:t>
             </w:r>
@@ -3942,6 +4493,7 @@
             <w:r>
               <w:rPr>
                 <w:sz w:val="14"/>
+                <w:highlight w:val="cyan"/>
               </w:rPr>
               <w:t>b!c</w:t>
             </w:r>
@@ -3949,6 +4501,7 @@
             <w:r>
               <w:rPr>
                 <w:sz w:val="14"/>
+                <w:highlight w:val="cyan"/>
               </w:rPr>
               <w:t>2"</w:t>
             </w:r>
@@ -3968,10 +4521,14 @@
           <w:p>
             <w:pPr>
               <w:ind w:left="0" w:firstLine="0"/>
-            </w:pPr>
-            <w:r>
-              <w:rPr>
-                <w:sz w:val="14"/>
+              <w:rPr>
+                <w:highlight w:val="cyan"/>
+              </w:rPr>
+            </w:pPr>
+            <w:r>
+              <w:rPr>
+                <w:sz w:val="14"/>
+                <w:highlight w:val="cyan"/>
               </w:rPr>
               <w:t>Alphabets: 3, Digits: 2, Special: 1</w:t>
             </w:r>
@@ -4110,10 +4667,14 @@
           <w:p>
             <w:pPr>
               <w:ind w:left="0" w:firstLine="0"/>
-            </w:pPr>
-            <w:r>
-              <w:rPr>
-                <w:sz w:val="15"/>
+              <w:rPr>
+                <w:highlight w:val="cyan"/>
+              </w:rPr>
+            </w:pPr>
+            <w:r>
+              <w:rPr>
+                <w:sz w:val="15"/>
+                <w:highlight w:val="cyan"/>
               </w:rPr>
               <w:t>68</w:t>
             </w:r>
@@ -4133,10 +4694,14 @@
           <w:p>
             <w:pPr>
               <w:ind w:left="0" w:firstLine="0"/>
-            </w:pPr>
-            <w:r>
-              <w:rPr>
-                <w:sz w:val="15"/>
+              <w:rPr>
+                <w:highlight w:val="cyan"/>
+              </w:rPr>
+            </w:pPr>
+            <w:r>
+              <w:rPr>
+                <w:sz w:val="15"/>
+                <w:highlight w:val="cyan"/>
               </w:rPr>
               <w:t>Count the sum of digits present in a string.</w:t>
             </w:r>
@@ -4156,10 +4721,14 @@
           <w:p>
             <w:pPr>
               <w:ind w:left="0" w:firstLine="0"/>
-            </w:pPr>
-            <w:r>
-              <w:rPr>
-                <w:sz w:val="14"/>
+              <w:rPr>
+                <w:highlight w:val="cyan"/>
+              </w:rPr>
+            </w:pPr>
+            <w:r>
+              <w:rPr>
+                <w:sz w:val="14"/>
+                <w:highlight w:val="cyan"/>
               </w:rPr>
               <w:t>S = "a1b2c3"</w:t>
             </w:r>
@@ -4179,10 +4748,14 @@
           <w:p>
             <w:pPr>
               <w:ind w:left="0" w:firstLine="0"/>
-            </w:pPr>
-            <w:r>
-              <w:rPr>
-                <w:sz w:val="14"/>
+              <w:rPr>
+                <w:highlight w:val="cyan"/>
+              </w:rPr>
+            </w:pPr>
+            <w:r>
+              <w:rPr>
+                <w:sz w:val="14"/>
+                <w:highlight w:val="cyan"/>
               </w:rPr>
               <w:t>6 (1+2+3)</w:t>
             </w:r>
@@ -4645,7 +5218,6 @@
         <w:tblCellMar>
           <w:top w:w="99" w:type="dxa"/>
           <w:left w:w="80" w:type="dxa"/>
-          <w:bottom w:w="0" w:type="dxa"/>
           <w:right w:w="80" w:type="dxa"/>
         </w:tblCellMar>
         <w:tblLook w:val="04A0" w:firstRow="1" w:lastRow="0" w:firstColumn="1" w:lastColumn="0" w:noHBand="0" w:noVBand="1"/>
@@ -4888,10 +5460,14 @@
           <w:p>
             <w:pPr>
               <w:ind w:left="0" w:firstLine="0"/>
-            </w:pPr>
-            <w:r>
-              <w:rPr>
-                <w:sz w:val="15"/>
+              <w:rPr>
+                <w:highlight w:val="cyan"/>
+              </w:rPr>
+            </w:pPr>
+            <w:r>
+              <w:rPr>
+                <w:sz w:val="15"/>
+                <w:highlight w:val="cyan"/>
               </w:rPr>
               <w:t>20</w:t>
             </w:r>
@@ -4911,10 +5487,14 @@
           <w:p>
             <w:pPr>
               <w:ind w:left="0" w:firstLine="0"/>
-            </w:pPr>
-            <w:r>
-              <w:rPr>
-                <w:sz w:val="15"/>
+              <w:rPr>
+                <w:highlight w:val="cyan"/>
+              </w:rPr>
+            </w:pPr>
+            <w:r>
+              <w:rPr>
+                <w:sz w:val="15"/>
+                <w:highlight w:val="cyan"/>
               </w:rPr>
               <w:t>Find the lowest frequency character.</w:t>
             </w:r>
@@ -4934,10 +5514,14 @@
           <w:p>
             <w:pPr>
               <w:ind w:left="0" w:firstLine="0"/>
-            </w:pPr>
-            <w:r>
-              <w:rPr>
-                <w:sz w:val="14"/>
+              <w:rPr>
+                <w:highlight w:val="cyan"/>
+              </w:rPr>
+            </w:pPr>
+            <w:r>
+              <w:rPr>
+                <w:sz w:val="14"/>
+                <w:highlight w:val="cyan"/>
               </w:rPr>
               <w:t>S = "</w:t>
             </w:r>
@@ -4945,6 +5529,7 @@
             <w:r>
               <w:rPr>
                 <w:sz w:val="14"/>
+                <w:highlight w:val="cyan"/>
               </w:rPr>
               <w:t>aabbcde</w:t>
             </w:r>
@@ -4952,6 +5537,7 @@
             <w:r>
               <w:rPr>
                 <w:sz w:val="14"/>
+                <w:highlight w:val="cyan"/>
               </w:rPr>
               <w:t>"</w:t>
             </w:r>
@@ -4971,10 +5557,14 @@
           <w:p>
             <w:pPr>
               <w:ind w:left="0" w:firstLine="0"/>
-            </w:pPr>
-            <w:r>
-              <w:rPr>
-                <w:sz w:val="14"/>
+              <w:rPr>
+                <w:highlight w:val="cyan"/>
+              </w:rPr>
+            </w:pPr>
+            <w:r>
+              <w:rPr>
+                <w:sz w:val="14"/>
+                <w:highlight w:val="cyan"/>
               </w:rPr>
               <w:t>c', 'd', 'e' (any one or all)</w:t>
             </w:r>
@@ -4999,10 +5589,14 @@
           <w:p>
             <w:pPr>
               <w:ind w:left="0" w:firstLine="0"/>
-            </w:pPr>
-            <w:r>
-              <w:rPr>
-                <w:sz w:val="15"/>
+              <w:rPr>
+                <w:highlight w:val="cyan"/>
+              </w:rPr>
+            </w:pPr>
+            <w:r>
+              <w:rPr>
+                <w:sz w:val="15"/>
+                <w:highlight w:val="cyan"/>
               </w:rPr>
               <w:t>21</w:t>
             </w:r>
@@ -5022,10 +5616,14 @@
           <w:p>
             <w:pPr>
               <w:ind w:left="0" w:firstLine="0"/>
-            </w:pPr>
-            <w:r>
-              <w:rPr>
-                <w:sz w:val="15"/>
+              <w:rPr>
+                <w:highlight w:val="cyan"/>
+              </w:rPr>
+            </w:pPr>
+            <w:r>
+              <w:rPr>
+                <w:sz w:val="15"/>
+                <w:highlight w:val="cyan"/>
               </w:rPr>
               <w:t>Find the first non-repeating character.</w:t>
             </w:r>
@@ -5045,10 +5643,14 @@
           <w:p>
             <w:pPr>
               <w:ind w:left="0" w:firstLine="0"/>
-            </w:pPr>
-            <w:r>
-              <w:rPr>
-                <w:sz w:val="14"/>
+              <w:rPr>
+                <w:highlight w:val="cyan"/>
+              </w:rPr>
+            </w:pPr>
+            <w:r>
+              <w:rPr>
+                <w:sz w:val="14"/>
+                <w:highlight w:val="cyan"/>
               </w:rPr>
               <w:t>S = "</w:t>
             </w:r>
@@ -5056,6 +5658,7 @@
             <w:r>
               <w:rPr>
                 <w:sz w:val="14"/>
+                <w:highlight w:val="cyan"/>
               </w:rPr>
               <w:t>aabbcde</w:t>
             </w:r>
@@ -5063,6 +5666,7 @@
             <w:r>
               <w:rPr>
                 <w:sz w:val="14"/>
+                <w:highlight w:val="cyan"/>
               </w:rPr>
               <w:t>"</w:t>
             </w:r>
@@ -5082,10 +5686,14 @@
           <w:p>
             <w:pPr>
               <w:ind w:left="0" w:firstLine="0"/>
-            </w:pPr>
-            <w:r>
-              <w:rPr>
-                <w:sz w:val="14"/>
+              <w:rPr>
+                <w:highlight w:val="cyan"/>
+              </w:rPr>
+            </w:pPr>
+            <w:r>
+              <w:rPr>
+                <w:sz w:val="14"/>
+                <w:highlight w:val="cyan"/>
               </w:rPr>
               <w:t>c'</w:t>
             </w:r>
@@ -5207,10 +5815,14 @@
           <w:p>
             <w:pPr>
               <w:ind w:left="0" w:firstLine="0"/>
-            </w:pPr>
-            <w:r>
-              <w:rPr>
-                <w:sz w:val="15"/>
+              <w:rPr>
+                <w:highlight w:val="cyan"/>
+              </w:rPr>
+            </w:pPr>
+            <w:r>
+              <w:rPr>
+                <w:sz w:val="15"/>
+                <w:highlight w:val="cyan"/>
               </w:rPr>
               <w:t>23</w:t>
             </w:r>
@@ -5230,10 +5842,14 @@
           <w:p>
             <w:pPr>
               <w:ind w:left="0" w:firstLine="0"/>
-            </w:pPr>
-            <w:r>
-              <w:rPr>
-                <w:sz w:val="15"/>
+              <w:rPr>
+                <w:highlight w:val="cyan"/>
+              </w:rPr>
+            </w:pPr>
+            <w:r>
+              <w:rPr>
+                <w:sz w:val="15"/>
+                <w:highlight w:val="cyan"/>
               </w:rPr>
               <w:t>Print all characters that occur exactly twice.</w:t>
             </w:r>
@@ -5253,10 +5869,14 @@
           <w:p>
             <w:pPr>
               <w:ind w:left="0" w:firstLine="0"/>
-            </w:pPr>
-            <w:r>
-              <w:rPr>
-                <w:sz w:val="14"/>
+              <w:rPr>
+                <w:highlight w:val="cyan"/>
+              </w:rPr>
+            </w:pPr>
+            <w:r>
+              <w:rPr>
+                <w:sz w:val="14"/>
+                <w:highlight w:val="cyan"/>
               </w:rPr>
               <w:t>S = "</w:t>
             </w:r>
@@ -5264,6 +5884,7 @@
             <w:r>
               <w:rPr>
                 <w:sz w:val="14"/>
+                <w:highlight w:val="cyan"/>
               </w:rPr>
               <w:t>aabbcdee</w:t>
             </w:r>
@@ -5271,6 +5892,7 @@
             <w:r>
               <w:rPr>
                 <w:sz w:val="14"/>
+                <w:highlight w:val="cyan"/>
               </w:rPr>
               <w:t>"</w:t>
             </w:r>
@@ -5290,10 +5912,14 @@
           <w:p>
             <w:pPr>
               <w:ind w:left="0" w:firstLine="0"/>
-            </w:pPr>
-            <w:r>
-              <w:rPr>
-                <w:sz w:val="14"/>
+              <w:rPr>
+                <w:highlight w:val="cyan"/>
+              </w:rPr>
+            </w:pPr>
+            <w:r>
+              <w:rPr>
+                <w:sz w:val="14"/>
+                <w:highlight w:val="cyan"/>
               </w:rPr>
               <w:t>b', 'e'</w:t>
             </w:r>
@@ -5915,10 +6541,14 @@
           <w:p>
             <w:pPr>
               <w:ind w:left="0" w:firstLine="0"/>
-            </w:pPr>
-            <w:r>
-              <w:rPr>
-                <w:sz w:val="15"/>
+              <w:rPr>
+                <w:highlight w:val="cyan"/>
+              </w:rPr>
+            </w:pPr>
+            <w:r>
+              <w:rPr>
+                <w:sz w:val="15"/>
+                <w:highlight w:val="cyan"/>
               </w:rPr>
               <w:t>35</w:t>
             </w:r>
@@ -5938,10 +6568,14 @@
           <w:p>
             <w:pPr>
               <w:ind w:left="0" w:firstLine="0"/>
-            </w:pPr>
-            <w:r>
-              <w:rPr>
-                <w:sz w:val="15"/>
+              <w:rPr>
+                <w:highlight w:val="cyan"/>
+              </w:rPr>
+            </w:pPr>
+            <w:r>
+              <w:rPr>
+                <w:sz w:val="15"/>
+                <w:highlight w:val="cyan"/>
               </w:rPr>
               <w:t>Find the first palindrome word.</w:t>
             </w:r>
@@ -5961,10 +6595,14 @@
           <w:p>
             <w:pPr>
               <w:ind w:left="0" w:firstLine="0"/>
-            </w:pPr>
-            <w:r>
-              <w:rPr>
-                <w:sz w:val="14"/>
+              <w:rPr>
+                <w:highlight w:val="cyan"/>
+              </w:rPr>
+            </w:pPr>
+            <w:r>
+              <w:rPr>
+                <w:sz w:val="14"/>
+                <w:highlight w:val="cyan"/>
               </w:rPr>
               <w:t>S = "this madam is here"</w:t>
             </w:r>
@@ -5984,10 +6622,14 @@
           <w:p>
             <w:pPr>
               <w:ind w:left="0" w:firstLine="0"/>
-            </w:pPr>
-            <w:r>
-              <w:rPr>
-                <w:sz w:val="14"/>
+              <w:rPr>
+                <w:highlight w:val="cyan"/>
+              </w:rPr>
+            </w:pPr>
+            <w:r>
+              <w:rPr>
+                <w:sz w:val="14"/>
+                <w:highlight w:val="cyan"/>
               </w:rPr>
               <w:t>"madam"</w:t>
             </w:r>
@@ -6351,10 +6993,14 @@
           <w:p>
             <w:pPr>
               <w:ind w:left="0" w:firstLine="0"/>
-            </w:pPr>
-            <w:r>
-              <w:rPr>
-                <w:sz w:val="15"/>
+              <w:rPr>
+                <w:highlight w:val="cyan"/>
+              </w:rPr>
+            </w:pPr>
+            <w:r>
+              <w:rPr>
+                <w:sz w:val="15"/>
+                <w:highlight w:val="cyan"/>
               </w:rPr>
               <w:t>40</w:t>
             </w:r>
@@ -6374,10 +7020,14 @@
           <w:p>
             <w:pPr>
               <w:ind w:left="0" w:firstLine="0"/>
-            </w:pPr>
-            <w:r>
-              <w:rPr>
-                <w:sz w:val="15"/>
+              <w:rPr>
+                <w:highlight w:val="cyan"/>
+              </w:rPr>
+            </w:pPr>
+            <w:r>
+              <w:rPr>
+                <w:sz w:val="15"/>
+                <w:highlight w:val="cyan"/>
               </w:rPr>
               <w:t>Search all occurrences of a word.</w:t>
             </w:r>
@@ -6397,10 +7047,14 @@
           <w:p>
             <w:pPr>
               <w:ind w:left="0" w:firstLine="0"/>
-            </w:pPr>
-            <w:r>
-              <w:rPr>
-                <w:sz w:val="14"/>
+              <w:rPr>
+                <w:highlight w:val="cyan"/>
+              </w:rPr>
+            </w:pPr>
+            <w:r>
+              <w:rPr>
+                <w:sz w:val="14"/>
+                <w:highlight w:val="cyan"/>
               </w:rPr>
               <w:t>S = "a b a b", Word='b'</w:t>
             </w:r>
@@ -6420,10 +7074,14 @@
           <w:p>
             <w:pPr>
               <w:ind w:left="0" w:firstLine="0"/>
-            </w:pPr>
-            <w:r>
-              <w:rPr>
-                <w:sz w:val="14"/>
+              <w:rPr>
+                <w:highlight w:val="cyan"/>
+              </w:rPr>
+            </w:pPr>
+            <w:r>
+              <w:rPr>
+                <w:sz w:val="14"/>
+                <w:highlight w:val="cyan"/>
               </w:rPr>
               <w:t>2, 6 (start indices)</w:t>
             </w:r>
@@ -6738,10 +7396,14 @@
           <w:p>
             <w:pPr>
               <w:ind w:left="0" w:firstLine="0"/>
-            </w:pPr>
-            <w:r>
-              <w:rPr>
-                <w:sz w:val="15"/>
+              <w:rPr>
+                <w:highlight w:val="cyan"/>
+              </w:rPr>
+            </w:pPr>
+            <w:r>
+              <w:rPr>
+                <w:sz w:val="15"/>
+                <w:highlight w:val="cyan"/>
               </w:rPr>
               <w:t>57</w:t>
             </w:r>
@@ -6761,10 +7423,14 @@
           <w:p>
             <w:pPr>
               <w:ind w:left="0" w:firstLine="0"/>
-            </w:pPr>
-            <w:r>
-              <w:rPr>
-                <w:sz w:val="15"/>
+              <w:rPr>
+                <w:highlight w:val="cyan"/>
+              </w:rPr>
+            </w:pPr>
+            <w:r>
+              <w:rPr>
+                <w:sz w:val="15"/>
+                <w:highlight w:val="cyan"/>
               </w:rPr>
               <w:t>Merge two strings alternatively.</w:t>
             </w:r>
@@ -6784,10 +7450,14 @@
           <w:p>
             <w:pPr>
               <w:ind w:left="0" w:firstLine="0"/>
-            </w:pPr>
-            <w:r>
-              <w:rPr>
-                <w:sz w:val="14"/>
+              <w:rPr>
+                <w:highlight w:val="cyan"/>
+              </w:rPr>
+            </w:pPr>
+            <w:r>
+              <w:rPr>
+                <w:sz w:val="14"/>
+                <w:highlight w:val="cyan"/>
               </w:rPr>
               <w:t>S1 = "ABC", S2 = "def"</w:t>
             </w:r>
@@ -6807,10 +7477,14 @@
           <w:p>
             <w:pPr>
               <w:ind w:left="0" w:firstLine="0"/>
-            </w:pPr>
-            <w:r>
-              <w:rPr>
-                <w:sz w:val="14"/>
+              <w:rPr>
+                <w:highlight w:val="cyan"/>
+              </w:rPr>
+            </w:pPr>
+            <w:r>
+              <w:rPr>
+                <w:sz w:val="14"/>
+                <w:highlight w:val="cyan"/>
               </w:rPr>
               <w:t>"</w:t>
             </w:r>
@@ -6818,6 +7492,7 @@
             <w:r>
               <w:rPr>
                 <w:sz w:val="14"/>
+                <w:highlight w:val="cyan"/>
               </w:rPr>
               <w:t>AdBeCf</w:t>
             </w:r>
@@ -6825,6 +7500,7 @@
             <w:r>
               <w:rPr>
                 <w:sz w:val="14"/>
+                <w:highlight w:val="cyan"/>
               </w:rPr>
               <w:t>"</w:t>
             </w:r>
@@ -7268,10 +7944,14 @@
           <w:p>
             <w:pPr>
               <w:ind w:left="0" w:firstLine="0"/>
-            </w:pPr>
-            <w:r>
-              <w:rPr>
-                <w:sz w:val="15"/>
+              <w:rPr>
+                <w:highlight w:val="cyan"/>
+              </w:rPr>
+            </w:pPr>
+            <w:r>
+              <w:rPr>
+                <w:sz w:val="15"/>
+                <w:highlight w:val="cyan"/>
               </w:rPr>
               <w:t>64</w:t>
             </w:r>
@@ -7291,10 +7971,14 @@
           <w:p>
             <w:pPr>
               <w:ind w:left="0" w:firstLine="0"/>
-            </w:pPr>
-            <w:r>
-              <w:rPr>
-                <w:sz w:val="15"/>
+              <w:rPr>
+                <w:highlight w:val="cyan"/>
+              </w:rPr>
+            </w:pPr>
+            <w:r>
+              <w:rPr>
+                <w:sz w:val="15"/>
+                <w:highlight w:val="cyan"/>
               </w:rPr>
               <w:t>Count frequency of each vowel.</w:t>
             </w:r>
@@ -7314,10 +7998,14 @@
           <w:p>
             <w:pPr>
               <w:ind w:left="0" w:firstLine="0"/>
-            </w:pPr>
-            <w:r>
-              <w:rPr>
-                <w:sz w:val="14"/>
+              <w:rPr>
+                <w:highlight w:val="cyan"/>
+              </w:rPr>
+            </w:pPr>
+            <w:r>
+              <w:rPr>
+                <w:sz w:val="14"/>
+                <w:highlight w:val="cyan"/>
               </w:rPr>
               <w:t>S = "programming"</w:t>
             </w:r>
@@ -7337,10 +8025,14 @@
           <w:p>
             <w:pPr>
               <w:ind w:left="0" w:firstLine="0"/>
-            </w:pPr>
-            <w:r>
-              <w:rPr>
-                <w:sz w:val="14"/>
+              <w:rPr>
+                <w:highlight w:val="cyan"/>
+              </w:rPr>
+            </w:pPr>
+            <w:r>
+              <w:rPr>
+                <w:sz w:val="14"/>
+                <w:highlight w:val="cyan"/>
               </w:rPr>
               <w:t xml:space="preserve">o: 1, a: 1 (e, </w:t>
             </w:r>
@@ -7348,6 +8040,7 @@
             <w:r>
               <w:rPr>
                 <w:sz w:val="14"/>
+                <w:highlight w:val="cyan"/>
               </w:rPr>
               <w:t>i</w:t>
             </w:r>
@@ -7355,6 +8048,7 @@
             <w:r>
               <w:rPr>
                 <w:sz w:val="14"/>
+                <w:highlight w:val="cyan"/>
               </w:rPr>
               <w:t>, u: 0)</w:t>
             </w:r>
@@ -7734,10 +8428,14 @@
           <w:p>
             <w:pPr>
               <w:ind w:left="0" w:firstLine="0"/>
-            </w:pPr>
-            <w:r>
-              <w:rPr>
-                <w:sz w:val="15"/>
+              <w:rPr>
+                <w:highlight w:val="cyan"/>
+              </w:rPr>
+            </w:pPr>
+            <w:r>
+              <w:rPr>
+                <w:sz w:val="15"/>
+                <w:highlight w:val="cyan"/>
               </w:rPr>
               <w:t>72</w:t>
             </w:r>
@@ -7757,10 +8455,14 @@
           <w:p>
             <w:pPr>
               <w:ind w:left="0" w:firstLine="0"/>
-            </w:pPr>
-            <w:r>
-              <w:rPr>
-                <w:sz w:val="15"/>
+              <w:rPr>
+                <w:highlight w:val="cyan"/>
+              </w:rPr>
+            </w:pPr>
+            <w:r>
+              <w:rPr>
+                <w:sz w:val="15"/>
+                <w:highlight w:val="cyan"/>
               </w:rPr>
               <w:t>Print all substrings of length n.</w:t>
             </w:r>
@@ -7780,10 +8482,14 @@
           <w:p>
             <w:pPr>
               <w:ind w:left="0" w:firstLine="0"/>
-            </w:pPr>
-            <w:r>
-              <w:rPr>
-                <w:sz w:val="14"/>
+              <w:rPr>
+                <w:highlight w:val="cyan"/>
+              </w:rPr>
+            </w:pPr>
+            <w:r>
+              <w:rPr>
+                <w:sz w:val="14"/>
+                <w:highlight w:val="cyan"/>
               </w:rPr>
               <w:t>S = "</w:t>
             </w:r>
@@ -7791,6 +8497,7 @@
             <w:r>
               <w:rPr>
                 <w:sz w:val="14"/>
+                <w:highlight w:val="cyan"/>
               </w:rPr>
               <w:t>abc</w:t>
             </w:r>
@@ -7798,6 +8505,7 @@
             <w:r>
               <w:rPr>
                 <w:sz w:val="14"/>
+                <w:highlight w:val="cyan"/>
               </w:rPr>
               <w:t>", n = 2</w:t>
             </w:r>
@@ -7817,10 +8525,14 @@
           <w:p>
             <w:pPr>
               <w:ind w:left="0" w:firstLine="0"/>
-            </w:pPr>
-            <w:r>
-              <w:rPr>
-                <w:sz w:val="14"/>
+              <w:rPr>
+                <w:highlight w:val="cyan"/>
+              </w:rPr>
+            </w:pPr>
+            <w:r>
+              <w:rPr>
+                <w:sz w:val="14"/>
+                <w:highlight w:val="cyan"/>
               </w:rPr>
               <w:t xml:space="preserve">"ab, </w:t>
             </w:r>
@@ -7828,6 +8540,7 @@
             <w:r>
               <w:rPr>
                 <w:sz w:val="14"/>
+                <w:highlight w:val="cyan"/>
               </w:rPr>
               <w:t>bc</w:t>
             </w:r>
@@ -7835,6 +8548,7 @@
             <w:r>
               <w:rPr>
                 <w:sz w:val="14"/>
+                <w:highlight w:val="cyan"/>
               </w:rPr>
               <w:t>"</w:t>
             </w:r>
@@ -7859,9 +8573,13 @@
           <w:p>
             <w:pPr>
               <w:ind w:left="0" w:firstLine="0"/>
-            </w:pPr>
-            <w:r>
-              <w:rPr>
+              <w:rPr>
+                <w:color w:val="FF0000"/>
+              </w:rPr>
+            </w:pPr>
+            <w:r>
+              <w:rPr>
+                <w:color w:val="FF0000"/>
                 <w:sz w:val="15"/>
               </w:rPr>
               <w:t>79</w:t>
@@ -7882,9 +8600,13 @@
           <w:p>
             <w:pPr>
               <w:ind w:left="0" w:firstLine="0"/>
-            </w:pPr>
-            <w:r>
-              <w:rPr>
+              <w:rPr>
+                <w:color w:val="FF0000"/>
+              </w:rPr>
+            </w:pPr>
+            <w:r>
+              <w:rPr>
+                <w:color w:val="FF0000"/>
                 <w:sz w:val="15"/>
               </w:rPr>
               <w:t xml:space="preserve">Divide a string into </w:t>
@@ -7892,6 +8614,7 @@
             <w:proofErr w:type="spellStart"/>
             <w:r>
               <w:rPr>
+                <w:color w:val="FF0000"/>
                 <w:sz w:val="15"/>
               </w:rPr>
               <w:t>n</w:t>
@@ -7899,6 +8622,7 @@
             <w:proofErr w:type="spellEnd"/>
             <w:r>
               <w:rPr>
+                <w:color w:val="FF0000"/>
                 <w:sz w:val="15"/>
               </w:rPr>
               <w:t xml:space="preserve"> equal parts.</w:t>
@@ -7919,9 +8643,13 @@
           <w:p>
             <w:pPr>
               <w:ind w:left="0" w:firstLine="0"/>
-            </w:pPr>
-            <w:r>
-              <w:rPr>
+              <w:rPr>
+                <w:color w:val="FF0000"/>
+              </w:rPr>
+            </w:pPr>
+            <w:r>
+              <w:rPr>
+                <w:color w:val="FF0000"/>
                 <w:sz w:val="14"/>
               </w:rPr>
               <w:t>S = "</w:t>
@@ -7929,6 +8657,7 @@
             <w:proofErr w:type="spellStart"/>
             <w:r>
               <w:rPr>
+                <w:color w:val="FF0000"/>
                 <w:sz w:val="14"/>
               </w:rPr>
               <w:t>abcdef</w:t>
@@ -7936,6 +8665,7 @@
             <w:proofErr w:type="spellEnd"/>
             <w:r>
               <w:rPr>
+                <w:color w:val="FF0000"/>
                 <w:sz w:val="14"/>
               </w:rPr>
               <w:t>", n = 3</w:t>
@@ -7956,9 +8686,13 @@
           <w:p>
             <w:pPr>
               <w:ind w:left="0" w:firstLine="0"/>
-            </w:pPr>
-            <w:r>
-              <w:rPr>
+              <w:rPr>
+                <w:color w:val="FF0000"/>
+              </w:rPr>
+            </w:pPr>
+            <w:r>
+              <w:rPr>
+                <w:color w:val="FF0000"/>
                 <w:sz w:val="14"/>
               </w:rPr>
               <w:t>"ab", "cd", "</w:t>
@@ -7966,6 +8700,7 @@
             <w:proofErr w:type="spellStart"/>
             <w:r>
               <w:rPr>
+                <w:color w:val="FF0000"/>
                 <w:sz w:val="14"/>
               </w:rPr>
               <w:t>ef</w:t>
@@ -7973,6 +8708,7 @@
             <w:proofErr w:type="spellEnd"/>
             <w:r>
               <w:rPr>
+                <w:color w:val="FF0000"/>
                 <w:sz w:val="14"/>
               </w:rPr>
               <w:t>"</w:t>
@@ -7998,10 +8734,14 @@
           <w:p>
             <w:pPr>
               <w:ind w:left="0" w:firstLine="0"/>
-            </w:pPr>
-            <w:r>
-              <w:rPr>
-                <w:sz w:val="15"/>
+              <w:rPr>
+                <w:highlight w:val="cyan"/>
+              </w:rPr>
+            </w:pPr>
+            <w:r>
+              <w:rPr>
+                <w:sz w:val="15"/>
+                <w:highlight w:val="cyan"/>
               </w:rPr>
               <w:lastRenderedPageBreak/>
               <w:t>82</w:t>
@@ -8022,10 +8762,14 @@
           <w:p>
             <w:pPr>
               <w:ind w:left="0" w:firstLine="0"/>
-            </w:pPr>
-            <w:r>
-              <w:rPr>
-                <w:sz w:val="15"/>
+              <w:rPr>
+                <w:highlight w:val="cyan"/>
+              </w:rPr>
+            </w:pPr>
+            <w:r>
+              <w:rPr>
+                <w:sz w:val="15"/>
+                <w:highlight w:val="cyan"/>
               </w:rPr>
               <w:t>Create a string from a character array.</w:t>
             </w:r>
@@ -8045,11 +8789,15 @@
           <w:p>
             <w:pPr>
               <w:ind w:left="0" w:firstLine="0"/>
+              <w:rPr>
+                <w:highlight w:val="cyan"/>
+              </w:rPr>
             </w:pPr>
             <w:proofErr w:type="gramStart"/>
             <w:r>
               <w:rPr>
                 <w:sz w:val="14"/>
+                <w:highlight w:val="cyan"/>
               </w:rPr>
               <w:t>Char[</w:t>
             </w:r>
@@ -8057,6 +8805,7 @@
             <w:r>
               <w:rPr>
                 <w:sz w:val="14"/>
+                <w:highlight w:val="cyan"/>
               </w:rPr>
               <w:t>] = {'h', '</w:t>
             </w:r>
@@ -8064,6 +8813,7 @@
             <w:r>
               <w:rPr>
                 <w:sz w:val="14"/>
+                <w:highlight w:val="cyan"/>
               </w:rPr>
               <w:t>i</w:t>
             </w:r>
@@ -8071,6 +8821,7 @@
             <w:r>
               <w:rPr>
                 <w:sz w:val="14"/>
+                <w:highlight w:val="cyan"/>
               </w:rPr>
               <w:t>'}</w:t>
             </w:r>
@@ -8090,10 +8841,14 @@
           <w:p>
             <w:pPr>
               <w:ind w:left="0" w:firstLine="0"/>
-            </w:pPr>
-            <w:r>
-              <w:rPr>
-                <w:sz w:val="14"/>
+              <w:rPr>
+                <w:highlight w:val="cyan"/>
+              </w:rPr>
+            </w:pPr>
+            <w:r>
+              <w:rPr>
+                <w:sz w:val="14"/>
+                <w:highlight w:val="cyan"/>
               </w:rPr>
               <w:t>"hi"</w:t>
             </w:r>
@@ -8118,10 +8873,14 @@
           <w:p>
             <w:pPr>
               <w:ind w:left="0" w:firstLine="0"/>
-            </w:pPr>
-            <w:r>
-              <w:rPr>
-                <w:sz w:val="15"/>
+              <w:rPr>
+                <w:highlight w:val="cyan"/>
+              </w:rPr>
+            </w:pPr>
+            <w:r>
+              <w:rPr>
+                <w:sz w:val="15"/>
+                <w:highlight w:val="cyan"/>
               </w:rPr>
               <w:t>83</w:t>
             </w:r>
@@ -8141,10 +8900,14 @@
           <w:p>
             <w:pPr>
               <w:ind w:left="0" w:firstLine="0"/>
-            </w:pPr>
-            <w:r>
-              <w:rPr>
-                <w:sz w:val="15"/>
+              <w:rPr>
+                <w:highlight w:val="cyan"/>
+              </w:rPr>
+            </w:pPr>
+            <w:r>
+              <w:rPr>
+                <w:sz w:val="15"/>
+                <w:highlight w:val="cyan"/>
               </w:rPr>
               <w:t>Create a string from a byte array.</w:t>
             </w:r>
@@ -8164,11 +8927,15 @@
           <w:p>
             <w:pPr>
               <w:ind w:left="0" w:firstLine="0"/>
+              <w:rPr>
+                <w:highlight w:val="cyan"/>
+              </w:rPr>
             </w:pPr>
             <w:proofErr w:type="gramStart"/>
             <w:r>
               <w:rPr>
                 <w:sz w:val="14"/>
+                <w:highlight w:val="cyan"/>
               </w:rPr>
               <w:t>Byte[</w:t>
             </w:r>
@@ -8176,6 +8943,7 @@
             <w:r>
               <w:rPr>
                 <w:sz w:val="14"/>
+                <w:highlight w:val="cyan"/>
               </w:rPr>
               <w:t>] = {72, 101, 108} (ASCII for H, e, l)</w:t>
             </w:r>
@@ -8195,10 +8963,14 @@
           <w:p>
             <w:pPr>
               <w:ind w:left="0" w:firstLine="0"/>
-            </w:pPr>
-            <w:r>
-              <w:rPr>
-                <w:sz w:val="14"/>
+              <w:rPr>
+                <w:highlight w:val="cyan"/>
+              </w:rPr>
+            </w:pPr>
+            <w:r>
+              <w:rPr>
+                <w:sz w:val="14"/>
+                <w:highlight w:val="cyan"/>
               </w:rPr>
               <w:t>"Hel"</w:t>
             </w:r>
@@ -8223,10 +8995,14 @@
           <w:p>
             <w:pPr>
               <w:ind w:left="0" w:firstLine="0"/>
-            </w:pPr>
-            <w:r>
-              <w:rPr>
-                <w:sz w:val="15"/>
+              <w:rPr>
+                <w:highlight w:val="cyan"/>
+              </w:rPr>
+            </w:pPr>
+            <w:r>
+              <w:rPr>
+                <w:sz w:val="15"/>
+                <w:highlight w:val="cyan"/>
               </w:rPr>
               <w:t>85</w:t>
             </w:r>
@@ -8246,10 +9022,14 @@
           <w:p>
             <w:pPr>
               <w:ind w:left="0" w:firstLine="0"/>
-            </w:pPr>
-            <w:r>
-              <w:rPr>
-                <w:sz w:val="15"/>
+              <w:rPr>
+                <w:highlight w:val="cyan"/>
+              </w:rPr>
+            </w:pPr>
+            <w:r>
+              <w:rPr>
+                <w:sz w:val="15"/>
+                <w:highlight w:val="cyan"/>
               </w:rPr>
               <w:t>Convert string into a char array without built-in functions.</w:t>
             </w:r>
@@ -8269,10 +9049,14 @@
           <w:p>
             <w:pPr>
               <w:ind w:left="0" w:firstLine="0"/>
-            </w:pPr>
-            <w:r>
-              <w:rPr>
-                <w:sz w:val="14"/>
+              <w:rPr>
+                <w:highlight w:val="cyan"/>
+              </w:rPr>
+            </w:pPr>
+            <w:r>
+              <w:rPr>
+                <w:sz w:val="14"/>
+                <w:highlight w:val="cyan"/>
               </w:rPr>
               <w:t>S = "test"</w:t>
             </w:r>
@@ -8292,10 +9076,14 @@
           <w:p>
             <w:pPr>
               <w:ind w:left="0" w:firstLine="0"/>
-            </w:pPr>
-            <w:r>
-              <w:rPr>
-                <w:sz w:val="14"/>
+              <w:rPr>
+                <w:highlight w:val="cyan"/>
+              </w:rPr>
+            </w:pPr>
+            <w:r>
+              <w:rPr>
+                <w:sz w:val="14"/>
+                <w:highlight w:val="cyan"/>
               </w:rPr>
               <w:t>{'t', 'e', 's', 't'}</w:t>
             </w:r>
@@ -8320,10 +9108,14 @@
           <w:p>
             <w:pPr>
               <w:ind w:left="0" w:firstLine="0"/>
-            </w:pPr>
-            <w:r>
-              <w:rPr>
-                <w:sz w:val="15"/>
+              <w:rPr>
+                <w:highlight w:val="cyan"/>
+              </w:rPr>
+            </w:pPr>
+            <w:r>
+              <w:rPr>
+                <w:sz w:val="15"/>
+                <w:highlight w:val="cyan"/>
               </w:rPr>
               <w:t>97</w:t>
             </w:r>
@@ -8343,10 +9135,14 @@
           <w:p>
             <w:pPr>
               <w:ind w:left="0" w:firstLine="0"/>
-            </w:pPr>
-            <w:r>
-              <w:rPr>
-                <w:sz w:val="15"/>
+              <w:rPr>
+                <w:highlight w:val="cyan"/>
+              </w:rPr>
+            </w:pPr>
+            <w:r>
+              <w:rPr>
+                <w:sz w:val="15"/>
+                <w:highlight w:val="cyan"/>
               </w:rPr>
               <w:t>Check if two given strings appear at the end of each other (ignoring case).</w:t>
             </w:r>
@@ -8366,10 +9162,14 @@
           <w:p>
             <w:pPr>
               <w:ind w:left="0" w:firstLine="0"/>
-            </w:pPr>
-            <w:r>
-              <w:rPr>
-                <w:sz w:val="14"/>
+              <w:rPr>
+                <w:highlight w:val="cyan"/>
+              </w:rPr>
+            </w:pPr>
+            <w:r>
+              <w:rPr>
+                <w:sz w:val="14"/>
+                <w:highlight w:val="cyan"/>
               </w:rPr>
               <w:t>S1 = "</w:t>
             </w:r>
@@ -8377,6 +9177,7 @@
             <w:r>
               <w:rPr>
                 <w:sz w:val="14"/>
+                <w:highlight w:val="cyan"/>
               </w:rPr>
               <w:t>abc</w:t>
             </w:r>
@@ -8384,6 +9185,7 @@
             <w:r>
               <w:rPr>
                 <w:sz w:val="14"/>
+                <w:highlight w:val="cyan"/>
               </w:rPr>
               <w:t>", S2 = "</w:t>
             </w:r>
@@ -8391,6 +9193,7 @@
             <w:r>
               <w:rPr>
                 <w:sz w:val="14"/>
+                <w:highlight w:val="cyan"/>
               </w:rPr>
               <w:t>Xabc</w:t>
             </w:r>
@@ -8398,6 +9201,7 @@
             <w:r>
               <w:rPr>
                 <w:sz w:val="14"/>
+                <w:highlight w:val="cyan"/>
               </w:rPr>
               <w:t>"</w:t>
             </w:r>
@@ -8417,10 +9221,14 @@
           <w:p>
             <w:pPr>
               <w:ind w:left="0" w:firstLine="0"/>
-            </w:pPr>
-            <w:r>
-              <w:rPr>
-                <w:sz w:val="14"/>
+              <w:rPr>
+                <w:highlight w:val="cyan"/>
+              </w:rPr>
+            </w:pPr>
+            <w:r>
+              <w:rPr>
+                <w:sz w:val="14"/>
+                <w:highlight w:val="cyan"/>
               </w:rPr>
               <w:t>TRUE</w:t>
             </w:r>
@@ -9157,10 +9965,14 @@
           <w:p>
             <w:pPr>
               <w:ind w:left="0" w:firstLine="0"/>
-            </w:pPr>
-            <w:r>
-              <w:rPr>
-                <w:sz w:val="15"/>
+              <w:rPr>
+                <w:highlight w:val="cyan"/>
+              </w:rPr>
+            </w:pPr>
+            <w:r>
+              <w:rPr>
+                <w:sz w:val="15"/>
+                <w:highlight w:val="cyan"/>
               </w:rPr>
               <w:t>130</w:t>
             </w:r>
@@ -9180,10 +9992,14 @@
           <w:p>
             <w:pPr>
               <w:ind w:left="0" w:firstLine="0"/>
-            </w:pPr>
-            <w:r>
-              <w:rPr>
-                <w:sz w:val="15"/>
+              <w:rPr>
+                <w:highlight w:val="cyan"/>
+              </w:rPr>
+            </w:pPr>
+            <w:r>
+              <w:rPr>
+                <w:sz w:val="15"/>
+                <w:highlight w:val="cyan"/>
               </w:rPr>
               <w:t>Find the maximum occurring word.</w:t>
             </w:r>
@@ -9203,10 +10019,14 @@
           <w:p>
             <w:pPr>
               <w:ind w:left="0" w:firstLine="0"/>
-            </w:pPr>
-            <w:r>
-              <w:rPr>
-                <w:sz w:val="14"/>
+              <w:rPr>
+                <w:highlight w:val="cyan"/>
+              </w:rPr>
+            </w:pPr>
+            <w:r>
+              <w:rPr>
+                <w:sz w:val="14"/>
+                <w:highlight w:val="cyan"/>
               </w:rPr>
               <w:t>S = "a b a c a"</w:t>
             </w:r>
@@ -9226,10 +10046,14 @@
           <w:p>
             <w:pPr>
               <w:ind w:left="0" w:firstLine="0"/>
-            </w:pPr>
-            <w:r>
-              <w:rPr>
-                <w:sz w:val="14"/>
+              <w:rPr>
+                <w:highlight w:val="cyan"/>
+              </w:rPr>
+            </w:pPr>
+            <w:r>
+              <w:rPr>
+                <w:sz w:val="14"/>
+                <w:highlight w:val="cyan"/>
               </w:rPr>
               <w:t>a'</w:t>
             </w:r>
@@ -9367,10 +10191,14 @@
           <w:p>
             <w:pPr>
               <w:ind w:left="0" w:firstLine="0"/>
-            </w:pPr>
-            <w:r>
-              <w:rPr>
-                <w:sz w:val="15"/>
+              <w:rPr>
+                <w:highlight w:val="cyan"/>
+              </w:rPr>
+            </w:pPr>
+            <w:r>
+              <w:rPr>
+                <w:sz w:val="15"/>
+                <w:highlight w:val="cyan"/>
               </w:rPr>
               <w:t>132</w:t>
             </w:r>
@@ -9390,10 +10218,14 @@
           <w:p>
             <w:pPr>
               <w:ind w:left="0" w:firstLine="0"/>
-            </w:pPr>
-            <w:r>
-              <w:rPr>
-                <w:sz w:val="15"/>
+              <w:rPr>
+                <w:highlight w:val="cyan"/>
+              </w:rPr>
+            </w:pPr>
+            <w:r>
+              <w:rPr>
+                <w:sz w:val="15"/>
+                <w:highlight w:val="cyan"/>
               </w:rPr>
               <w:t>Check if a string is a valid IP address.</w:t>
             </w:r>
@@ -9413,10 +10245,14 @@
           <w:p>
             <w:pPr>
               <w:ind w:left="0" w:firstLine="0"/>
-            </w:pPr>
-            <w:r>
-              <w:rPr>
-                <w:sz w:val="14"/>
+              <w:rPr>
+                <w:highlight w:val="cyan"/>
+              </w:rPr>
+            </w:pPr>
+            <w:r>
+              <w:rPr>
+                <w:sz w:val="14"/>
+                <w:highlight w:val="cyan"/>
               </w:rPr>
               <w:t>S = "192.168.1.1"</w:t>
             </w:r>
@@ -9436,10 +10272,14 @@
           <w:p>
             <w:pPr>
               <w:ind w:left="0" w:firstLine="0"/>
-            </w:pPr>
-            <w:r>
-              <w:rPr>
-                <w:sz w:val="14"/>
+              <w:rPr>
+                <w:highlight w:val="cyan"/>
+              </w:rPr>
+            </w:pPr>
+            <w:r>
+              <w:rPr>
+                <w:sz w:val="14"/>
+                <w:highlight w:val="cyan"/>
               </w:rPr>
               <w:t>TRUE</w:t>
             </w:r>
@@ -9848,7 +10688,6 @@
         <w:tblCellMar>
           <w:top w:w="99" w:type="dxa"/>
           <w:left w:w="80" w:type="dxa"/>
-          <w:bottom w:w="0" w:type="dxa"/>
           <w:right w:w="115" w:type="dxa"/>
         </w:tblCellMar>
         <w:tblLook w:val="04A0" w:firstRow="1" w:lastRow="0" w:firstColumn="1" w:lastColumn="0" w:noHBand="0" w:noVBand="1"/>
@@ -10214,7 +11053,6 @@
         <w:tblCellMar>
           <w:top w:w="99" w:type="dxa"/>
           <w:left w:w="80" w:type="dxa"/>
-          <w:bottom w:w="0" w:type="dxa"/>
           <w:right w:w="115" w:type="dxa"/>
         </w:tblCellMar>
         <w:tblLook w:val="04A0" w:firstRow="1" w:lastRow="0" w:firstColumn="1" w:lastColumn="0" w:noHBand="0" w:noVBand="1"/>
@@ -10344,10 +11182,14 @@
           <w:p>
             <w:pPr>
               <w:ind w:left="0" w:firstLine="0"/>
-            </w:pPr>
-            <w:r>
-              <w:rPr>
-                <w:sz w:val="15"/>
+              <w:rPr>
+                <w:highlight w:val="cyan"/>
+              </w:rPr>
+            </w:pPr>
+            <w:r>
+              <w:rPr>
+                <w:sz w:val="15"/>
+                <w:highlight w:val="cyan"/>
               </w:rPr>
               <w:t>38</w:t>
             </w:r>
@@ -10367,10 +11209,14 @@
           <w:p>
             <w:pPr>
               <w:ind w:left="0" w:firstLine="0"/>
-            </w:pPr>
-            <w:r>
-              <w:rPr>
-                <w:sz w:val="15"/>
+              <w:rPr>
+                <w:highlight w:val="cyan"/>
+              </w:rPr>
+            </w:pPr>
+            <w:r>
+              <w:rPr>
+                <w:sz w:val="15"/>
+                <w:highlight w:val="cyan"/>
               </w:rPr>
               <w:t xml:space="preserve">Reverse words without </w:t>
             </w:r>
@@ -10378,6 +11224,7 @@
             <w:r>
               <w:rPr>
                 <w:sz w:val="15"/>
+                <w:highlight w:val="cyan"/>
               </w:rPr>
               <w:t>split(</w:t>
             </w:r>
@@ -10385,6 +11232,7 @@
             <w:r>
               <w:rPr>
                 <w:sz w:val="15"/>
+                <w:highlight w:val="cyan"/>
               </w:rPr>
               <w:t>).</w:t>
             </w:r>
@@ -10404,10 +11252,14 @@
           <w:p>
             <w:pPr>
               <w:ind w:left="0" w:firstLine="0"/>
-            </w:pPr>
-            <w:r>
-              <w:rPr>
-                <w:sz w:val="14"/>
+              <w:rPr>
+                <w:highlight w:val="cyan"/>
+              </w:rPr>
+            </w:pPr>
+            <w:r>
+              <w:rPr>
+                <w:sz w:val="14"/>
+                <w:highlight w:val="cyan"/>
               </w:rPr>
               <w:t>S = "a b c"</w:t>
             </w:r>
@@ -10427,10 +11279,14 @@
           <w:p>
             <w:pPr>
               <w:ind w:left="0" w:firstLine="0"/>
-            </w:pPr>
-            <w:r>
-              <w:rPr>
-                <w:sz w:val="14"/>
+              <w:rPr>
+                <w:highlight w:val="cyan"/>
+              </w:rPr>
+            </w:pPr>
+            <w:r>
+              <w:rPr>
+                <w:sz w:val="14"/>
+                <w:highlight w:val="cyan"/>
               </w:rPr>
               <w:t>"c b a"</w:t>
             </w:r>
@@ -10455,10 +11311,14 @@
           <w:p>
             <w:pPr>
               <w:ind w:left="0" w:firstLine="0"/>
-            </w:pPr>
-            <w:r>
-              <w:rPr>
-                <w:sz w:val="15"/>
+              <w:rPr>
+                <w:highlight w:val="cyan"/>
+              </w:rPr>
+            </w:pPr>
+            <w:r>
+              <w:rPr>
+                <w:sz w:val="15"/>
+                <w:highlight w:val="cyan"/>
               </w:rPr>
               <w:t>41</w:t>
             </w:r>
@@ -10478,10 +11338,14 @@
           <w:p>
             <w:pPr>
               <w:ind w:left="0" w:firstLine="0"/>
-            </w:pPr>
-            <w:r>
-              <w:rPr>
-                <w:sz w:val="15"/>
+              <w:rPr>
+                <w:highlight w:val="cyan"/>
+              </w:rPr>
+            </w:pPr>
+            <w:r>
+              <w:rPr>
+                <w:sz w:val="15"/>
+                <w:highlight w:val="cyan"/>
               </w:rPr>
               <w:t>Check if a string contains a substring (without using built-in method).</w:t>
             </w:r>
@@ -10501,10 +11365,14 @@
           <w:p>
             <w:pPr>
               <w:ind w:left="0" w:firstLine="0"/>
-            </w:pPr>
-            <w:r>
-              <w:rPr>
-                <w:sz w:val="14"/>
+              <w:rPr>
+                <w:highlight w:val="cyan"/>
+              </w:rPr>
+            </w:pPr>
+            <w:r>
+              <w:rPr>
+                <w:sz w:val="14"/>
+                <w:highlight w:val="cyan"/>
               </w:rPr>
               <w:t>S1 = "Hello", Sub="ell"</w:t>
             </w:r>
@@ -10524,10 +11392,14 @@
           <w:p>
             <w:pPr>
               <w:ind w:left="0" w:firstLine="0"/>
-            </w:pPr>
-            <w:r>
-              <w:rPr>
-                <w:sz w:val="14"/>
+              <w:rPr>
+                <w:highlight w:val="cyan"/>
+              </w:rPr>
+            </w:pPr>
+            <w:r>
+              <w:rPr>
+                <w:sz w:val="14"/>
+                <w:highlight w:val="cyan"/>
               </w:rPr>
               <w:t>TRUE</w:t>
             </w:r>
@@ -10552,10 +11424,14 @@
           <w:p>
             <w:pPr>
               <w:ind w:left="0" w:firstLine="0"/>
-            </w:pPr>
-            <w:r>
-              <w:rPr>
-                <w:sz w:val="15"/>
+              <w:rPr>
+                <w:highlight w:val="cyan"/>
+              </w:rPr>
+            </w:pPr>
+            <w:r>
+              <w:rPr>
+                <w:sz w:val="15"/>
+                <w:highlight w:val="cyan"/>
               </w:rPr>
               <w:t>43</w:t>
             </w:r>
@@ -10575,10 +11451,14 @@
           <w:p>
             <w:pPr>
               <w:ind w:left="0" w:firstLine="0"/>
-            </w:pPr>
-            <w:r>
-              <w:rPr>
-                <w:sz w:val="15"/>
+              <w:rPr>
+                <w:highlight w:val="cyan"/>
+              </w:rPr>
+            </w:pPr>
+            <w:r>
+              <w:rPr>
+                <w:sz w:val="15"/>
+                <w:highlight w:val="cyan"/>
               </w:rPr>
               <w:t>Check if two strings are rotations of each other.</w:t>
             </w:r>
@@ -10598,10 +11478,14 @@
           <w:p>
             <w:pPr>
               <w:ind w:left="0" w:firstLine="0"/>
-            </w:pPr>
-            <w:r>
-              <w:rPr>
-                <w:sz w:val="14"/>
+              <w:rPr>
+                <w:highlight w:val="cyan"/>
+              </w:rPr>
+            </w:pPr>
+            <w:r>
+              <w:rPr>
+                <w:sz w:val="14"/>
+                <w:highlight w:val="cyan"/>
               </w:rPr>
               <w:t>S1 = "</w:t>
             </w:r>
@@ -10609,6 +11493,7 @@
             <w:r>
               <w:rPr>
                 <w:sz w:val="14"/>
+                <w:highlight w:val="cyan"/>
               </w:rPr>
               <w:t>abcde</w:t>
             </w:r>
@@ -10616,6 +11501,7 @@
             <w:r>
               <w:rPr>
                 <w:sz w:val="14"/>
+                <w:highlight w:val="cyan"/>
               </w:rPr>
               <w:t>", S2 = "</w:t>
             </w:r>
@@ -10623,6 +11509,7 @@
             <w:r>
               <w:rPr>
                 <w:sz w:val="14"/>
+                <w:highlight w:val="cyan"/>
               </w:rPr>
               <w:t>cdeab</w:t>
             </w:r>
@@ -10630,6 +11517,7 @@
             <w:r>
               <w:rPr>
                 <w:sz w:val="14"/>
+                <w:highlight w:val="cyan"/>
               </w:rPr>
               <w:t>"</w:t>
             </w:r>
@@ -10649,10 +11537,14 @@
           <w:p>
             <w:pPr>
               <w:ind w:left="0" w:firstLine="0"/>
-            </w:pPr>
-            <w:r>
-              <w:rPr>
-                <w:sz w:val="14"/>
+              <w:rPr>
+                <w:highlight w:val="cyan"/>
+              </w:rPr>
+            </w:pPr>
+            <w:r>
+              <w:rPr>
+                <w:sz w:val="14"/>
+                <w:highlight w:val="cyan"/>
               </w:rPr>
               <w:t>TRUE</w:t>
             </w:r>
@@ -10677,10 +11569,14 @@
           <w:p>
             <w:pPr>
               <w:ind w:left="0" w:firstLine="0"/>
-            </w:pPr>
-            <w:r>
-              <w:rPr>
-                <w:sz w:val="15"/>
+              <w:rPr>
+                <w:highlight w:val="cyan"/>
+              </w:rPr>
+            </w:pPr>
+            <w:r>
+              <w:rPr>
+                <w:sz w:val="15"/>
+                <w:highlight w:val="cyan"/>
               </w:rPr>
               <w:t>44</w:t>
             </w:r>
@@ -10700,10 +11596,14 @@
           <w:p>
             <w:pPr>
               <w:ind w:left="0" w:firstLine="0"/>
-            </w:pPr>
-            <w:r>
-              <w:rPr>
-                <w:sz w:val="15"/>
+              <w:rPr>
+                <w:highlight w:val="cyan"/>
+              </w:rPr>
+            </w:pPr>
+            <w:r>
+              <w:rPr>
+                <w:sz w:val="15"/>
+                <w:highlight w:val="cyan"/>
               </w:rPr>
               <w:t>Check if two strings are anagrams.</w:t>
             </w:r>
@@ -10723,10 +11623,14 @@
           <w:p>
             <w:pPr>
               <w:ind w:left="0" w:firstLine="0"/>
-            </w:pPr>
-            <w:r>
-              <w:rPr>
-                <w:sz w:val="14"/>
+              <w:rPr>
+                <w:highlight w:val="cyan"/>
+              </w:rPr>
+            </w:pPr>
+            <w:r>
+              <w:rPr>
+                <w:sz w:val="14"/>
+                <w:highlight w:val="cyan"/>
               </w:rPr>
               <w:t>S1 = "listen", S2 = "silent"</w:t>
             </w:r>
@@ -10746,10 +11650,14 @@
           <w:p>
             <w:pPr>
               <w:ind w:left="0" w:firstLine="0"/>
-            </w:pPr>
-            <w:r>
-              <w:rPr>
-                <w:sz w:val="14"/>
+              <w:rPr>
+                <w:highlight w:val="cyan"/>
+              </w:rPr>
+            </w:pPr>
+            <w:r>
+              <w:rPr>
+                <w:sz w:val="14"/>
+                <w:highlight w:val="cyan"/>
               </w:rPr>
               <w:t>TRUE</w:t>
             </w:r>
@@ -10774,10 +11682,14 @@
           <w:p>
             <w:pPr>
               <w:ind w:left="0" w:firstLine="0"/>
-            </w:pPr>
-            <w:r>
-              <w:rPr>
-                <w:sz w:val="15"/>
+              <w:rPr>
+                <w:highlight w:val="cyan"/>
+              </w:rPr>
+            </w:pPr>
+            <w:r>
+              <w:rPr>
+                <w:sz w:val="15"/>
+                <w:highlight w:val="cyan"/>
               </w:rPr>
               <w:t>46</w:t>
             </w:r>
@@ -10797,10 +11709,14 @@
           <w:p>
             <w:pPr>
               <w:ind w:left="0" w:firstLine="0"/>
-            </w:pPr>
-            <w:r>
-              <w:rPr>
-                <w:sz w:val="15"/>
+              <w:rPr>
+                <w:highlight w:val="cyan"/>
+              </w:rPr>
+            </w:pPr>
+            <w:r>
+              <w:rPr>
+                <w:sz w:val="15"/>
+                <w:highlight w:val="cyan"/>
               </w:rPr>
               <w:t>Check if a substring appears at both the start and end.</w:t>
             </w:r>
@@ -10820,10 +11736,14 @@
           <w:p>
             <w:pPr>
               <w:ind w:left="0" w:firstLine="0"/>
-            </w:pPr>
-            <w:r>
-              <w:rPr>
-                <w:sz w:val="14"/>
+              <w:rPr>
+                <w:highlight w:val="cyan"/>
+              </w:rPr>
+            </w:pPr>
+            <w:r>
+              <w:rPr>
+                <w:sz w:val="14"/>
+                <w:highlight w:val="cyan"/>
               </w:rPr>
               <w:t>S = "</w:t>
             </w:r>
@@ -10831,6 +11751,7 @@
             <w:r>
               <w:rPr>
                 <w:sz w:val="14"/>
+                <w:highlight w:val="cyan"/>
               </w:rPr>
               <w:t>abcabca</w:t>
             </w:r>
@@ -10838,6 +11759,7 @@
             <w:r>
               <w:rPr>
                 <w:sz w:val="14"/>
+                <w:highlight w:val="cyan"/>
               </w:rPr>
               <w:t>", Sub="</w:t>
             </w:r>
@@ -10845,6 +11767,7 @@
             <w:r>
               <w:rPr>
                 <w:sz w:val="14"/>
+                <w:highlight w:val="cyan"/>
               </w:rPr>
               <w:t>abca</w:t>
             </w:r>
@@ -10852,6 +11775,7 @@
             <w:r>
               <w:rPr>
                 <w:sz w:val="14"/>
+                <w:highlight w:val="cyan"/>
               </w:rPr>
               <w:t>"</w:t>
             </w:r>
@@ -10871,10 +11795,14 @@
           <w:p>
             <w:pPr>
               <w:ind w:left="0" w:firstLine="0"/>
-            </w:pPr>
-            <w:r>
-              <w:rPr>
-                <w:sz w:val="14"/>
+              <w:rPr>
+                <w:highlight w:val="cyan"/>
+              </w:rPr>
+            </w:pPr>
+            <w:r>
+              <w:rPr>
+                <w:sz w:val="14"/>
+                <w:highlight w:val="cyan"/>
               </w:rPr>
               <w:t>TRUE</w:t>
             </w:r>
@@ -10996,10 +11924,14 @@
           <w:p>
             <w:pPr>
               <w:ind w:left="0" w:firstLine="0"/>
-            </w:pPr>
-            <w:r>
-              <w:rPr>
-                <w:sz w:val="15"/>
+              <w:rPr>
+                <w:highlight w:val="cyan"/>
+              </w:rPr>
+            </w:pPr>
+            <w:r>
+              <w:rPr>
+                <w:sz w:val="15"/>
+                <w:highlight w:val="cyan"/>
               </w:rPr>
               <w:t>55</w:t>
             </w:r>
@@ -11019,10 +11951,14 @@
           <w:p>
             <w:pPr>
               <w:ind w:left="0" w:firstLine="0"/>
-            </w:pPr>
-            <w:r>
-              <w:rPr>
-                <w:sz w:val="15"/>
+              <w:rPr>
+                <w:highlight w:val="cyan"/>
+              </w:rPr>
+            </w:pPr>
+            <w:r>
+              <w:rPr>
+                <w:sz w:val="15"/>
+                <w:highlight w:val="cyan"/>
               </w:rPr>
               <w:t>Reverse only vowels.</w:t>
             </w:r>
@@ -11042,10 +11978,14 @@
           <w:p>
             <w:pPr>
               <w:ind w:left="0" w:firstLine="0"/>
-            </w:pPr>
-            <w:r>
-              <w:rPr>
-                <w:sz w:val="14"/>
+              <w:rPr>
+                <w:highlight w:val="cyan"/>
+              </w:rPr>
+            </w:pPr>
+            <w:r>
+              <w:rPr>
+                <w:sz w:val="14"/>
+                <w:highlight w:val="cyan"/>
               </w:rPr>
               <w:t>S = "hello"</w:t>
             </w:r>
@@ -11065,10 +12005,14 @@
           <w:p>
             <w:pPr>
               <w:ind w:left="0" w:firstLine="0"/>
-            </w:pPr>
-            <w:r>
-              <w:rPr>
-                <w:sz w:val="14"/>
+              <w:rPr>
+                <w:highlight w:val="cyan"/>
+              </w:rPr>
+            </w:pPr>
+            <w:r>
+              <w:rPr>
+                <w:sz w:val="14"/>
+                <w:highlight w:val="cyan"/>
               </w:rPr>
               <w:t>"</w:t>
             </w:r>
@@ -11076,6 +12020,7 @@
             <w:r>
               <w:rPr>
                 <w:sz w:val="14"/>
+                <w:highlight w:val="cyan"/>
               </w:rPr>
               <w:t>holle</w:t>
             </w:r>
@@ -11083,6 +12028,7 @@
             <w:r>
               <w:rPr>
                 <w:sz w:val="14"/>
+                <w:highlight w:val="cyan"/>
               </w:rPr>
               <w:t>"</w:t>
             </w:r>
@@ -11135,7 +12081,33 @@
               <w:rPr>
                 <w:sz w:val="15"/>
               </w:rPr>
-              <w:t>Reverse only consonants.</w:t>
+              <w:t xml:space="preserve">Reverse only </w:t>
+            </w:r>
+            <w:proofErr w:type="spellStart"/>
+            <w:r>
+              <w:rPr>
+                <w:sz w:val="15"/>
+              </w:rPr>
+              <w:t>conso</w:t>
+            </w:r>
+            <w:r>
+              <w:rPr>
+                <w:sz w:val="15"/>
+              </w:rPr>
+              <w:t>ty</w:t>
+            </w:r>
+            <w:r>
+              <w:rPr>
+                <w:sz w:val="15"/>
+              </w:rPr>
+              <w:t>nants</w:t>
+            </w:r>
+            <w:proofErr w:type="spellEnd"/>
+            <w:r>
+              <w:rPr>
+                <w:sz w:val="15"/>
+              </w:rPr>
+              <w:t>.</w:t>
             </w:r>
           </w:p>
         </w:tc>
@@ -11218,10 +12190,14 @@
           <w:p>
             <w:pPr>
               <w:ind w:left="0" w:firstLine="0"/>
-            </w:pPr>
-            <w:r>
-              <w:rPr>
-                <w:sz w:val="15"/>
+              <w:rPr>
+                <w:highlight w:val="cyan"/>
+              </w:rPr>
+            </w:pPr>
+            <w:r>
+              <w:rPr>
+                <w:sz w:val="15"/>
+                <w:highlight w:val="cyan"/>
               </w:rPr>
               <w:t>60</w:t>
             </w:r>
@@ -11241,10 +12217,14 @@
           <w:p>
             <w:pPr>
               <w:ind w:left="0" w:firstLine="0"/>
-            </w:pPr>
-            <w:r>
-              <w:rPr>
-                <w:sz w:val="15"/>
+              <w:rPr>
+                <w:highlight w:val="cyan"/>
+              </w:rPr>
+            </w:pPr>
+            <w:r>
+              <w:rPr>
+                <w:sz w:val="15"/>
+                <w:highlight w:val="cyan"/>
               </w:rPr>
               <w:t>Append two strings but remove adjacent duplicates.</w:t>
             </w:r>
@@ -11264,10 +12244,14 @@
           <w:p>
             <w:pPr>
               <w:ind w:left="0" w:firstLine="0"/>
-            </w:pPr>
-            <w:r>
-              <w:rPr>
-                <w:sz w:val="14"/>
+              <w:rPr>
+                <w:highlight w:val="cyan"/>
+              </w:rPr>
+            </w:pPr>
+            <w:r>
+              <w:rPr>
+                <w:sz w:val="14"/>
+                <w:highlight w:val="cyan"/>
               </w:rPr>
               <w:t>S1="miss", S2="</w:t>
             </w:r>
@@ -11275,6 +12259,7 @@
             <w:r>
               <w:rPr>
                 <w:sz w:val="14"/>
+                <w:highlight w:val="cyan"/>
               </w:rPr>
               <w:t>issippi</w:t>
             </w:r>
@@ -11282,6 +12267,7 @@
             <w:r>
               <w:rPr>
                 <w:sz w:val="14"/>
+                <w:highlight w:val="cyan"/>
               </w:rPr>
               <w:t>"</w:t>
             </w:r>
@@ -11301,10 +12287,14 @@
           <w:p>
             <w:pPr>
               <w:ind w:left="0" w:firstLine="0"/>
-            </w:pPr>
-            <w:r>
-              <w:rPr>
-                <w:sz w:val="14"/>
+              <w:rPr>
+                <w:highlight w:val="cyan"/>
+              </w:rPr>
+            </w:pPr>
+            <w:r>
+              <w:rPr>
+                <w:sz w:val="14"/>
+                <w:highlight w:val="cyan"/>
               </w:rPr>
               <w:t>"</w:t>
             </w:r>
@@ -11312,6 +12302,7 @@
             <w:r>
               <w:rPr>
                 <w:sz w:val="14"/>
+                <w:highlight w:val="cyan"/>
               </w:rPr>
               <w:t>misisipi</w:t>
             </w:r>
@@ -11319,6 +12310,7 @@
             <w:r>
               <w:rPr>
                 <w:sz w:val="14"/>
+                <w:highlight w:val="cyan"/>
               </w:rPr>
               <w:t>"</w:t>
             </w:r>
@@ -11343,10 +12335,14 @@
           <w:p>
             <w:pPr>
               <w:ind w:left="0" w:firstLine="0"/>
-            </w:pPr>
-            <w:r>
-              <w:rPr>
-                <w:sz w:val="15"/>
+              <w:rPr>
+                <w:highlight w:val="cyan"/>
+              </w:rPr>
+            </w:pPr>
+            <w:r>
+              <w:rPr>
+                <w:sz w:val="15"/>
+                <w:highlight w:val="cyan"/>
               </w:rPr>
               <w:t>65</w:t>
             </w:r>
@@ -11366,10 +12362,14 @@
           <w:p>
             <w:pPr>
               <w:ind w:left="0" w:firstLine="0"/>
-            </w:pPr>
-            <w:r>
-              <w:rPr>
-                <w:sz w:val="15"/>
+              <w:rPr>
+                <w:highlight w:val="cyan"/>
+              </w:rPr>
+            </w:pPr>
+            <w:r>
+              <w:rPr>
+                <w:sz w:val="15"/>
+                <w:highlight w:val="cyan"/>
               </w:rPr>
               <w:t>Count palindromic substrings.</w:t>
             </w:r>
@@ -11389,10 +12389,14 @@
           <w:p>
             <w:pPr>
               <w:ind w:left="0" w:firstLine="0"/>
-            </w:pPr>
-            <w:r>
-              <w:rPr>
-                <w:sz w:val="14"/>
+              <w:rPr>
+                <w:highlight w:val="cyan"/>
+              </w:rPr>
+            </w:pPr>
+            <w:r>
+              <w:rPr>
+                <w:sz w:val="14"/>
+                <w:highlight w:val="cyan"/>
               </w:rPr>
               <w:t>S = "</w:t>
             </w:r>
@@ -11400,6 +12404,7 @@
             <w:r>
               <w:rPr>
                 <w:sz w:val="14"/>
+                <w:highlight w:val="cyan"/>
               </w:rPr>
               <w:t>aaa</w:t>
             </w:r>
@@ -11407,6 +12412,7 @@
             <w:r>
               <w:rPr>
                 <w:sz w:val="14"/>
+                <w:highlight w:val="cyan"/>
               </w:rPr>
               <w:t>"</w:t>
             </w:r>
@@ -11426,10 +12432,14 @@
           <w:p>
             <w:pPr>
               <w:ind w:left="0" w:firstLine="0"/>
-            </w:pPr>
-            <w:r>
-              <w:rPr>
-                <w:sz w:val="14"/>
+              <w:rPr>
+                <w:highlight w:val="cyan"/>
+              </w:rPr>
+            </w:pPr>
+            <w:r>
+              <w:rPr>
+                <w:sz w:val="14"/>
+                <w:highlight w:val="cyan"/>
               </w:rPr>
               <w:t xml:space="preserve">6 (a, a, a, aa, aa, </w:t>
             </w:r>
@@ -11437,6 +12447,7 @@
             <w:r>
               <w:rPr>
                 <w:sz w:val="14"/>
+                <w:highlight w:val="cyan"/>
               </w:rPr>
               <w:t>aaa</w:t>
             </w:r>
@@ -11444,6 +12455,7 @@
             <w:r>
               <w:rPr>
                 <w:sz w:val="14"/>
+                <w:highlight w:val="cyan"/>
               </w:rPr>
               <w:t>)</w:t>
             </w:r>
@@ -11579,10 +12591,16 @@
           <w:p>
             <w:pPr>
               <w:ind w:left="0" w:firstLine="0"/>
-            </w:pPr>
-            <w:r>
-              <w:rPr>
-                <w:sz w:val="15"/>
+              <w:rPr>
+                <w:highlight w:val="cyan"/>
+              </w:rPr>
+            </w:pPr>
+            <w:bookmarkStart w:id="0" w:name="_GoBack"/>
+            <w:bookmarkEnd w:id="0"/>
+            <w:r>
+              <w:rPr>
+                <w:sz w:val="15"/>
+                <w:highlight w:val="cyan"/>
               </w:rPr>
               <w:t>71</w:t>
             </w:r>
@@ -11602,10 +12620,14 @@
           <w:p>
             <w:pPr>
               <w:ind w:left="0" w:firstLine="0"/>
-            </w:pPr>
-            <w:r>
-              <w:rPr>
-                <w:sz w:val="15"/>
+              <w:rPr>
+                <w:highlight w:val="cyan"/>
+              </w:rPr>
+            </w:pPr>
+            <w:r>
+              <w:rPr>
+                <w:sz w:val="15"/>
+                <w:highlight w:val="cyan"/>
               </w:rPr>
               <w:t>Print all substrings.</w:t>
             </w:r>
@@ -11625,10 +12647,14 @@
           <w:p>
             <w:pPr>
               <w:ind w:left="0" w:firstLine="0"/>
-            </w:pPr>
-            <w:r>
-              <w:rPr>
-                <w:sz w:val="14"/>
+              <w:rPr>
+                <w:highlight w:val="cyan"/>
+              </w:rPr>
+            </w:pPr>
+            <w:r>
+              <w:rPr>
+                <w:sz w:val="14"/>
+                <w:highlight w:val="cyan"/>
               </w:rPr>
               <w:t>S = "</w:t>
             </w:r>
@@ -11636,6 +12662,7 @@
             <w:r>
               <w:rPr>
                 <w:sz w:val="14"/>
+                <w:highlight w:val="cyan"/>
               </w:rPr>
               <w:t>abc</w:t>
             </w:r>
@@ -11643,6 +12670,7 @@
             <w:r>
               <w:rPr>
                 <w:sz w:val="14"/>
+                <w:highlight w:val="cyan"/>
               </w:rPr>
               <w:t>"</w:t>
             </w:r>
@@ -11662,10 +12690,14 @@
           <w:p>
             <w:pPr>
               <w:ind w:left="0" w:firstLine="0"/>
-            </w:pPr>
-            <w:r>
-              <w:rPr>
-                <w:sz w:val="14"/>
+              <w:rPr>
+                <w:highlight w:val="cyan"/>
+              </w:rPr>
+            </w:pPr>
+            <w:r>
+              <w:rPr>
+                <w:sz w:val="14"/>
+                <w:highlight w:val="cyan"/>
               </w:rPr>
               <w:t xml:space="preserve">"a, b, c, ab, </w:t>
             </w:r>
@@ -11673,6 +12705,7 @@
             <w:r>
               <w:rPr>
                 <w:sz w:val="14"/>
+                <w:highlight w:val="cyan"/>
               </w:rPr>
               <w:t>bc</w:t>
             </w:r>
@@ -11680,6 +12713,7 @@
             <w:r>
               <w:rPr>
                 <w:sz w:val="14"/>
+                <w:highlight w:val="cyan"/>
               </w:rPr>
               <w:t xml:space="preserve">, </w:t>
             </w:r>
@@ -11687,6 +12721,7 @@
             <w:r>
               <w:rPr>
                 <w:sz w:val="14"/>
+                <w:highlight w:val="cyan"/>
               </w:rPr>
               <w:t>abc</w:t>
             </w:r>
@@ -11694,6 +12729,7 @@
             <w:r>
               <w:rPr>
                 <w:sz w:val="14"/>
+                <w:highlight w:val="cyan"/>
               </w:rPr>
               <w:t>"</w:t>
             </w:r>
@@ -14839,10 +15875,14 @@
           <w:p>
             <w:pPr>
               <w:ind w:left="0" w:firstLine="0"/>
-            </w:pPr>
-            <w:r>
-              <w:rPr>
-                <w:sz w:val="15"/>
+              <w:rPr>
+                <w:highlight w:val="cyan"/>
+              </w:rPr>
+            </w:pPr>
+            <w:r>
+              <w:rPr>
+                <w:sz w:val="15"/>
+                <w:highlight w:val="cyan"/>
               </w:rPr>
               <w:t>120</w:t>
             </w:r>
@@ -14862,10 +15902,14 @@
           <w:p>
             <w:pPr>
               <w:ind w:left="0" w:firstLine="0"/>
-            </w:pPr>
-            <w:r>
-              <w:rPr>
-                <w:sz w:val="15"/>
+              <w:rPr>
+                <w:highlight w:val="cyan"/>
+              </w:rPr>
+            </w:pPr>
+            <w:r>
+              <w:rPr>
+                <w:sz w:val="15"/>
+                <w:highlight w:val="cyan"/>
               </w:rPr>
               <w:t>Find the longest substring containing only vowels.</w:t>
             </w:r>
@@ -14885,10 +15929,14 @@
           <w:p>
             <w:pPr>
               <w:ind w:left="0" w:firstLine="0"/>
-            </w:pPr>
-            <w:r>
-              <w:rPr>
-                <w:sz w:val="14"/>
+              <w:rPr>
+                <w:highlight w:val="cyan"/>
+              </w:rPr>
+            </w:pPr>
+            <w:r>
+              <w:rPr>
+                <w:sz w:val="14"/>
+                <w:highlight w:val="cyan"/>
               </w:rPr>
               <w:t>S = "</w:t>
             </w:r>
@@ -14896,6 +15944,7 @@
             <w:r>
               <w:rPr>
                 <w:sz w:val="14"/>
+                <w:highlight w:val="cyan"/>
               </w:rPr>
               <w:t>abaeiouy</w:t>
             </w:r>
@@ -14903,6 +15952,7 @@
             <w:r>
               <w:rPr>
                 <w:sz w:val="14"/>
+                <w:highlight w:val="cyan"/>
               </w:rPr>
               <w:t>"</w:t>
             </w:r>
@@ -14922,10 +15972,14 @@
           <w:p>
             <w:pPr>
               <w:ind w:left="0" w:firstLine="0"/>
-            </w:pPr>
-            <w:r>
-              <w:rPr>
-                <w:sz w:val="14"/>
+              <w:rPr>
+                <w:highlight w:val="cyan"/>
+              </w:rPr>
+            </w:pPr>
+            <w:r>
+              <w:rPr>
+                <w:sz w:val="14"/>
+                <w:highlight w:val="cyan"/>
               </w:rPr>
               <w:t>"</w:t>
             </w:r>
@@ -14933,6 +15987,7 @@
             <w:r>
               <w:rPr>
                 <w:sz w:val="14"/>
+                <w:highlight w:val="cyan"/>
               </w:rPr>
               <w:t>aeiou</w:t>
             </w:r>
@@ -14940,6 +15995,7 @@
             <w:r>
               <w:rPr>
                 <w:sz w:val="14"/>
+                <w:highlight w:val="cyan"/>
               </w:rPr>
               <w:t>"</w:t>
             </w:r>
@@ -15099,7 +16155,6 @@
         <w:tblCellMar>
           <w:top w:w="99" w:type="dxa"/>
           <w:left w:w="80" w:type="dxa"/>
-          <w:bottom w:w="0" w:type="dxa"/>
           <w:right w:w="115" w:type="dxa"/>
         </w:tblCellMar>
         <w:tblLook w:val="04A0" w:firstRow="1" w:lastRow="0" w:firstColumn="1" w:lastColumn="0" w:noHBand="0" w:noVBand="1"/>
@@ -15840,7 +16895,6 @@
         <w:tblCellMar>
           <w:top w:w="98" w:type="dxa"/>
           <w:left w:w="80" w:type="dxa"/>
-          <w:bottom w:w="0" w:type="dxa"/>
           <w:right w:w="80" w:type="dxa"/>
         </w:tblCellMar>
         <w:tblLook w:val="04A0" w:firstRow="1" w:lastRow="0" w:firstColumn="1" w:lastColumn="0" w:noHBand="0" w:noVBand="1"/>
@@ -18005,7 +19059,6 @@
         <w:tblCellMar>
           <w:top w:w="99" w:type="dxa"/>
           <w:left w:w="80" w:type="dxa"/>
-          <w:bottom w:w="0" w:type="dxa"/>
           <w:right w:w="115" w:type="dxa"/>
         </w:tblCellMar>
         <w:tblLook w:val="04A0" w:firstRow="1" w:lastRow="0" w:firstColumn="1" w:lastColumn="0" w:noHBand="0" w:noVBand="1"/>
@@ -18492,7 +19545,6 @@
           </w:p>
         </w:tc>
       </w:tr>
-      <w:bookmarkEnd w:id="0"/>
     </w:tbl>
     <w:p/>
     <w:sectPr>

--- a/python-assignment/string/sheet of string/String_Questions_Basic_to_Hard (1).docx
+++ b/python-assignment/string/sheet of string/String_Questions_Basic_to_Hard (1).docx
@@ -12480,10 +12480,14 @@
           <w:p>
             <w:pPr>
               <w:ind w:left="0" w:firstLine="0"/>
-            </w:pPr>
-            <w:r>
-              <w:rPr>
-                <w:sz w:val="15"/>
+              <w:rPr>
+                <w:highlight w:val="cyan"/>
+              </w:rPr>
+            </w:pPr>
+            <w:r>
+              <w:rPr>
+                <w:sz w:val="15"/>
+                <w:highlight w:val="cyan"/>
               </w:rPr>
               <w:t>67</w:t>
             </w:r>
@@ -12503,10 +12507,14 @@
           <w:p>
             <w:pPr>
               <w:ind w:left="0" w:firstLine="0"/>
-            </w:pPr>
-            <w:r>
-              <w:rPr>
-                <w:sz w:val="15"/>
+              <w:rPr>
+                <w:highlight w:val="cyan"/>
+              </w:rPr>
+            </w:pPr>
+            <w:r>
+              <w:rPr>
+                <w:sz w:val="15"/>
+                <w:highlight w:val="cyan"/>
               </w:rPr>
               <w:t>Count how many times a substring appears.</w:t>
             </w:r>
@@ -12526,10 +12534,14 @@
           <w:p>
             <w:pPr>
               <w:ind w:left="0" w:firstLine="0"/>
-            </w:pPr>
-            <w:r>
-              <w:rPr>
-                <w:sz w:val="14"/>
+              <w:rPr>
+                <w:highlight w:val="cyan"/>
+              </w:rPr>
+            </w:pPr>
+            <w:r>
+              <w:rPr>
+                <w:sz w:val="14"/>
+                <w:highlight w:val="cyan"/>
               </w:rPr>
               <w:t>S = "</w:t>
             </w:r>
@@ -12537,6 +12549,7 @@
             <w:r>
               <w:rPr>
                 <w:sz w:val="14"/>
+                <w:highlight w:val="cyan"/>
               </w:rPr>
               <w:t>abab</w:t>
             </w:r>
@@ -12544,6 +12557,7 @@
             <w:r>
               <w:rPr>
                 <w:sz w:val="14"/>
+                <w:highlight w:val="cyan"/>
               </w:rPr>
               <w:t>", Sub = "ab"</w:t>
             </w:r>
@@ -12563,10 +12577,14 @@
           <w:p>
             <w:pPr>
               <w:ind w:left="0" w:firstLine="0"/>
-            </w:pPr>
-            <w:r>
-              <w:rPr>
-                <w:sz w:val="14"/>
+              <w:rPr>
+                <w:highlight w:val="cyan"/>
+              </w:rPr>
+            </w:pPr>
+            <w:r>
+              <w:rPr>
+                <w:sz w:val="14"/>
+                <w:highlight w:val="cyan"/>
               </w:rPr>
               <w:t>2</w:t>
             </w:r>
@@ -12595,8 +12613,6 @@
                 <w:highlight w:val="cyan"/>
               </w:rPr>
             </w:pPr>
-            <w:bookmarkStart w:id="0" w:name="_GoBack"/>
-            <w:bookmarkEnd w:id="0"/>
             <w:r>
               <w:rPr>
                 <w:sz w:val="15"/>
@@ -15188,6 +15204,8 @@
               </w:rPr>
               <w:t>"", "a", "b", "ab"</w:t>
             </w:r>
+            <w:bookmarkStart w:id="0" w:name="_GoBack"/>
+            <w:bookmarkEnd w:id="0"/>
           </w:p>
         </w:tc>
       </w:tr>
